--- a/assets/pdf/Akshay CV Update From Here.docx
+++ b/assets/pdf/Akshay CV Update From Here.docx
@@ -15,6 +15,7 @@
           <w:lang w:val="en-US"/>
         </w:rPr>
       </w:pPr>
+      <w:proofErr w:type="spellStart"/>
       <w:r>
         <w:rPr>
           <w:rFonts w:cstheme="minorHAnsi"/>
@@ -26,6 +27,7 @@
         </w:rPr>
         <w:t>Akshay</w:t>
       </w:r>
+      <w:proofErr w:type="spellEnd"/>
       <w:r>
         <w:rPr>
           <w:rFonts w:ascii="sans-serif" w:hAnsi="sans-serif"/>
@@ -56,132 +58,65 @@
           <w:rFonts w:cstheme="minorHAnsi"/>
           <w:sz w:val="20"/>
           <w:szCs w:val="20"/>
+          <w:u w:val="single"/>
           <w:shd w:val="clear" w:color="auto" w:fill="FFFFFF"/>
         </w:rPr>
       </w:pPr>
       <w:r>
         <w:rPr>
           <w:rFonts w:cstheme="minorHAnsi"/>
-          <w:noProof/>
+          <w:sz w:val="28"/>
+          <w:szCs w:val="32"/>
+          <w:u w:val="single"/>
+          <w:lang w:val="en-US"/>
+        </w:rPr>
+        <w:t>Full Stack Developer</w:t>
+      </w:r>
+      <w:r>
+        <w:rPr>
+          <w:rFonts w:cstheme="minorHAnsi"/>
           <w:sz w:val="24"/>
           <w:szCs w:val="28"/>
+          <w:u w:val="single"/>
           <w:lang w:val="en-US"/>
         </w:rPr>
-        <mc:AlternateContent>
-          <mc:Choice Requires="wps">
-            <w:drawing>
-              <wp:anchor distT="0" distB="0" distL="114300" distR="114300" simplePos="0" relativeHeight="251659264" behindDoc="0" locked="0" layoutInCell="1" allowOverlap="1" wp14:anchorId="207030BF" wp14:editId="2E444CDD">
-                <wp:simplePos x="0" y="0"/>
-                <wp:positionH relativeFrom="column">
-                  <wp:posOffset>-13214</wp:posOffset>
-                </wp:positionH>
-                <wp:positionV relativeFrom="paragraph">
-                  <wp:posOffset>162802</wp:posOffset>
-                </wp:positionV>
-                <wp:extent cx="6675649" cy="26428"/>
-                <wp:effectExtent l="0" t="0" r="30480" b="31115"/>
-                <wp:wrapNone/>
-                <wp:docPr id="1" name="Straight Connector 1"/>
-                <wp:cNvGraphicFramePr/>
-                <a:graphic xmlns:a="http://schemas.openxmlformats.org/drawingml/2006/main">
-                  <a:graphicData uri="http://schemas.microsoft.com/office/word/2010/wordprocessingShape">
-                    <wps:wsp>
-                      <wps:cNvCnPr/>
-                      <wps:spPr>
-                        <a:xfrm>
-                          <a:off x="0" y="0"/>
-                          <a:ext cx="6675649" cy="26428"/>
-                        </a:xfrm>
-                        <a:prstGeom prst="line">
-                          <a:avLst/>
-                        </a:prstGeom>
-                      </wps:spPr>
-                      <wps:style>
-                        <a:lnRef idx="1">
-                          <a:schemeClr val="dk1"/>
-                        </a:lnRef>
-                        <a:fillRef idx="0">
-                          <a:schemeClr val="dk1"/>
-                        </a:fillRef>
-                        <a:effectRef idx="0">
-                          <a:schemeClr val="dk1"/>
-                        </a:effectRef>
-                        <a:fontRef idx="minor">
-                          <a:schemeClr val="tx1"/>
-                        </a:fontRef>
-                      </wps:style>
-                      <wps:bodyPr/>
-                    </wps:wsp>
-                  </a:graphicData>
-                </a:graphic>
-                <wp14:sizeRelH relativeFrom="margin">
-                  <wp14:pctWidth>0</wp14:pctWidth>
-                </wp14:sizeRelH>
-                <wp14:sizeRelV relativeFrom="margin">
-                  <wp14:pctHeight>0</wp14:pctHeight>
-                </wp14:sizeRelV>
-              </wp:anchor>
-            </w:drawing>
-          </mc:Choice>
-          <mc:Fallback>
-            <w:pict>
-              <v:line w14:anchorId="1481C8CF" id="Straight Connector 1" o:spid="_x0000_s1026" style="position:absolute;z-index:251659264;visibility:visible;mso-wrap-style:square;mso-width-percent:0;mso-height-percent:0;mso-wrap-distance-left:9pt;mso-wrap-distance-top:0;mso-wrap-distance-right:9pt;mso-wrap-distance-bottom:0;mso-position-horizontal:absolute;mso-position-horizontal-relative:text;mso-position-vertical:absolute;mso-position-vertical-relative:text;mso-width-percent:0;mso-height-percent:0;mso-width-relative:margin;mso-height-relative:margin" from="-1.05pt,12.8pt" to="524.6pt,14.9pt" o:gfxdata="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" strokecolor="black [3200]" strokeweight=".5pt">
-                <v:stroke joinstyle="miter"/>
-              </v:line>
-            </w:pict>
-          </mc:Fallback>
-        </mc:AlternateContent>
-      </w:r>
-      <w:r>
-        <w:rPr>
-          <w:rFonts w:cstheme="minorHAnsi"/>
+        <w:tab/>
+      </w:r>
+      <w:r>
+        <w:rPr>
+          <w:rFonts w:cstheme="minorHAnsi"/>
+          <w:b/>
+          <w:bCs/>
           <w:sz w:val="24"/>
           <w:szCs w:val="28"/>
+          <w:u w:val="single"/>
           <w:lang w:val="en-US"/>
         </w:rPr>
-        <w:t>J</w:t>
-      </w:r>
-      <w:r>
-        <w:rPr>
-          <w:rFonts w:cstheme="minorHAnsi"/>
-          <w:szCs w:val="24"/>
-          <w:lang w:val="en-US"/>
-        </w:rPr>
-        <w:t>ava</w:t>
-      </w:r>
-      <w:r>
-        <w:rPr>
-          <w:rFonts w:cstheme="minorHAnsi"/>
+        <w:tab/>
+      </w:r>
+      <w:r>
+        <w:rPr>
+          <w:rFonts w:cstheme="minorHAnsi"/>
+          <w:b/>
+          <w:bCs/>
           <w:sz w:val="24"/>
           <w:szCs w:val="28"/>
+          <w:u w:val="single"/>
           <w:lang w:val="en-US"/>
         </w:rPr>
-        <w:t xml:space="preserve"> B</w:t>
-      </w:r>
-      <w:r>
-        <w:rPr>
-          <w:rFonts w:cstheme="minorHAnsi"/>
-          <w:szCs w:val="24"/>
-          <w:lang w:val="en-US"/>
-        </w:rPr>
-        <w:t>ackend</w:t>
-      </w:r>
-      <w:r>
-        <w:rPr>
-          <w:rFonts w:cstheme="minorHAnsi"/>
+        <w:tab/>
+      </w:r>
+      <w:r>
+        <w:rPr>
+          <w:rFonts w:cstheme="minorHAnsi"/>
+          <w:b/>
+          <w:bCs/>
           <w:sz w:val="24"/>
           <w:szCs w:val="28"/>
+          <w:u w:val="single"/>
           <w:lang w:val="en-US"/>
         </w:rPr>
-        <w:t xml:space="preserve"> D</w:t>
-      </w:r>
-      <w:r>
-        <w:rPr>
-          <w:rFonts w:cstheme="minorHAnsi"/>
-          <w:szCs w:val="24"/>
-          <w:lang w:val="en-US"/>
-        </w:rPr>
-        <w:t>eveloper</w:t>
+        <w:tab/>
       </w:r>
       <w:r>
         <w:rPr>
@@ -190,9 +125,28 @@
           <w:bCs/>
           <w:sz w:val="24"/>
           <w:szCs w:val="28"/>
+          <w:u w:val="single"/>
           <w:lang w:val="en-US"/>
         </w:rPr>
         <w:tab/>
+      </w:r>
+      <w:r>
+        <w:rPr>
+          <w:rFonts w:cstheme="minorHAnsi"/>
+          <w:szCs w:val="24"/>
+          <w:u w:val="single"/>
+          <w:lang w:val="en-US"/>
+        </w:rPr>
+        <w:t xml:space="preserve">7709123609 </w:t>
+      </w:r>
+      <w:r>
+        <w:rPr>
+          <w:rFonts w:cstheme="minorHAnsi"/>
+          <w:sz w:val="20"/>
+          <w:u w:val="single"/>
+          <w:lang w:val="en-US"/>
+        </w:rPr>
+        <w:t>|</w:t>
       </w:r>
       <w:r>
         <w:rPr>
@@ -201,130 +155,101 @@
           <w:bCs/>
           <w:sz w:val="24"/>
           <w:szCs w:val="28"/>
+          <w:u w:val="single"/>
           <w:lang w:val="en-US"/>
         </w:rPr>
-        <w:tab/>
-      </w:r>
-      <w:r>
-        <w:rPr>
-          <w:rFonts w:cstheme="minorHAnsi"/>
-          <w:b/>
-          <w:bCs/>
-          <w:sz w:val="24"/>
-          <w:szCs w:val="28"/>
-          <w:lang w:val="en-US"/>
-        </w:rPr>
-        <w:tab/>
-      </w:r>
-      <w:r>
-        <w:rPr>
-          <w:rFonts w:cstheme="minorHAnsi"/>
-          <w:b/>
-          <w:bCs/>
-          <w:sz w:val="24"/>
-          <w:szCs w:val="28"/>
-          <w:lang w:val="en-US"/>
-        </w:rPr>
-        <w:tab/>
-      </w:r>
-      <w:r>
-        <w:rPr>
-          <w:rFonts w:cstheme="minorHAnsi"/>
-          <w:b/>
-          <w:bCs/>
-          <w:sz w:val="24"/>
-          <w:szCs w:val="28"/>
-          <w:lang w:val="en-US"/>
-        </w:rPr>
-        <w:tab/>
-        <w:t xml:space="preserve">          </w:t>
-      </w:r>
-      <w:r>
-        <w:rPr>
-          <w:rFonts w:cstheme="minorHAnsi"/>
-          <w:sz w:val="20"/>
-          <w:lang w:val="en-US"/>
-        </w:rPr>
-        <w:t>77</w:t>
-      </w:r>
-      <w:r>
-        <w:rPr>
-          <w:rFonts w:cstheme="minorHAnsi"/>
-          <w:sz w:val="20"/>
-          <w:lang w:val="en-US"/>
-        </w:rPr>
-        <w:t>09123609 |</w:t>
-      </w:r>
-      <w:r>
-        <w:rPr>
-          <w:rFonts w:cstheme="minorHAnsi"/>
-          <w:b/>
-          <w:bCs/>
-          <w:sz w:val="24"/>
-          <w:szCs w:val="28"/>
-          <w:lang w:val="en-US"/>
-        </w:rPr>
         <w:t xml:space="preserve"> </w:t>
       </w:r>
-      <w:hyperlink r:id="rId7" w:history="1">
-        <w:r>
-          <w:rPr>
-            <w:rStyle w:val="Hyperlink"/>
-            <w:rFonts w:cstheme="minorHAnsi"/>
-            <w:sz w:val="20"/>
-            <w:szCs w:val="20"/>
-            <w:shd w:val="clear" w:color="auto" w:fill="FFFFFF"/>
-          </w:rPr>
-          <w:t>akshayvishwakarma770@gmail.com</w:t>
-        </w:r>
-      </w:hyperlink>
+      <w:r>
+        <w:rPr>
+          <w:rFonts w:cstheme="minorHAnsi"/>
+          <w:color w:val="000000" w:themeColor="text1"/>
+          <w:u w:val="single"/>
+          <w:shd w:val="clear" w:color="auto" w:fill="FFFFFF"/>
+        </w:rPr>
+        <w:t>akshayvish</w:t>
+      </w:r>
+      <w:r>
+        <w:rPr>
+          <w:rFonts w:cstheme="minorHAnsi"/>
+          <w:color w:val="000000" w:themeColor="text1"/>
+          <w:u w:val="single"/>
+          <w:shd w:val="clear" w:color="auto" w:fill="FFFFFF"/>
+        </w:rPr>
+        <w:t>w</w:t>
+      </w:r>
+      <w:r>
+        <w:rPr>
+          <w:rFonts w:cstheme="minorHAnsi"/>
+          <w:color w:val="000000" w:themeColor="text1"/>
+          <w:u w:val="single"/>
+          <w:shd w:val="clear" w:color="auto" w:fill="FFFFFF"/>
+        </w:rPr>
+        <w:t>akarma770@gmail.com</w:t>
+      </w:r>
     </w:p>
     <w:p>
       <w:pPr>
-        <w:spacing w:line="240" w:lineRule="auto"/>
-        <w:jc w:val="both"/>
-        <w:rPr>
-          <w:rFonts w:cstheme="minorHAnsi"/>
-          <w:sz w:val="20"/>
+        <w:pStyle w:val="NoSpacing"/>
+        <w:spacing w:after="240"/>
+        <w:rPr>
+          <w:rFonts w:cstheme="minorHAnsi"/>
           <w:lang w:val="en-US"/>
         </w:rPr>
       </w:pPr>
       <w:r>
         <w:rPr>
           <w:rFonts w:cstheme="minorHAnsi"/>
-          <w:sz w:val="20"/>
           <w:lang w:val="en-US"/>
         </w:rPr>
-        <w:t xml:space="preserve">Java Backend Developer with </w:t>
-      </w:r>
-      <w:r>
-        <w:rPr>
-          <w:rFonts w:cstheme="minorHAnsi"/>
-          <w:sz w:val="20"/>
+        <w:t>Full Stack Developer with 1</w:t>
+      </w:r>
+      <w:r>
+        <w:rPr>
           <w:lang w:val="en-US"/>
         </w:rPr>
-        <w:t xml:space="preserve">1+ year of </w:t>
-      </w:r>
-      <w:r>
-        <w:rPr>
-          <w:rFonts w:cstheme="minorHAnsi"/>
-          <w:sz w:val="20"/>
+        <w:t>+ year of experience building scalable web applications</w:t>
+      </w:r>
+      <w:r>
+        <w:rPr>
           <w:lang w:val="en-US"/>
         </w:rPr>
-        <w:t>experience building scalable microservices and RESTful APIs using Spring Boot ecosystem. Proficient in</w:t>
-      </w:r>
-      <w:r>
-        <w:rPr>
-          <w:rFonts w:cstheme="minorHAnsi"/>
-          <w:sz w:val="20"/>
+        <w:t>.</w:t>
+      </w:r>
+      <w:r>
+        <w:rPr>
           <w:lang w:val="en-US"/>
         </w:rPr>
-        <w:t xml:space="preserve"> Spring Security, JPA/Hibernate and event-driven architecture with Apache Kafka. Strong foundation in backend development, database design, and implementing secure authentication systems. Seeking a Java Backend Developer role to contribute to robust, high-performance applications.</w:t>
+        <w:t xml:space="preserve"> </w:t>
+      </w:r>
+      <w:r>
+        <w:rPr>
+          <w:lang w:val="en-US"/>
+        </w:rPr>
+        <w:t>U</w:t>
+      </w:r>
+      <w:r>
+        <w:rPr>
+          <w:lang w:val="en-US"/>
+        </w:rPr>
+        <w:t>sing Java Spring Boot, and modern frontend technologies. Proficient in developing RESTful APIs, implementing Spring Security, JPA/Hibernate, and working with event-driven architectures using Apache Kafka. Experienced in frontend</w:t>
+      </w:r>
+      <w:r>
+        <w:rPr>
+          <w:lang w:val="en-US"/>
+        </w:rPr>
+        <w:t>-</w:t>
+      </w:r>
+      <w:r>
+        <w:rPr>
+          <w:lang w:val="en-US"/>
+        </w:rPr>
+        <w:t>backend integration, database design, and building secure, high-performance applications.</w:t>
       </w:r>
     </w:p>
     <w:p>
       <w:pPr>
-        <w:spacing w:after="0"/>
+        <w:spacing w:before="240" w:after="0" w:line="276" w:lineRule="auto"/>
         <w:jc w:val="both"/>
         <w:rPr>
           <w:rFonts w:cstheme="minorHAnsi"/>
@@ -332,6 +257,7 @@
           <w:bCs/>
           <w:sz w:val="28"/>
           <w:szCs w:val="32"/>
+          <w:u w:val="single"/>
           <w:lang w:val="en-US"/>
         </w:rPr>
       </w:pPr>
@@ -342,9 +268,10 @@
           <w:bCs/>
           <w:sz w:val="28"/>
           <w:szCs w:val="32"/>
+          <w:u w:val="single"/>
           <w:lang w:val="en-US"/>
         </w:rPr>
-        <w:t>Technical Skills</w:t>
+        <w:t>Skills</w:t>
       </w:r>
     </w:p>
     <w:p>
@@ -360,7 +287,7 @@
           <w:rFonts w:cstheme="minorHAnsi"/>
           <w:b/>
           <w:bCs/>
-          <w:sz w:val="20"/>
+          <w:szCs w:val="24"/>
           <w:lang w:val="en-US"/>
         </w:rPr>
       </w:pPr>
@@ -369,28 +296,60 @@
           <w:rFonts w:cstheme="minorHAnsi"/>
           <w:b/>
           <w:bCs/>
-          <w:sz w:val="20"/>
+          <w:szCs w:val="24"/>
           <w:lang w:val="en-US"/>
         </w:rPr>
-        <w:t>Lan</w:t>
-      </w:r>
-      <w:r>
-        <w:rPr>
-          <w:rFonts w:cstheme="minorHAnsi"/>
-          <w:b/>
-          <w:bCs/>
-          <w:sz w:val="20"/>
+        <w:t>Backend</w:t>
+      </w:r>
+      <w:r>
+        <w:rPr>
+          <w:rFonts w:cstheme="minorHAnsi"/>
+          <w:b/>
+          <w:bCs/>
+          <w:szCs w:val="24"/>
           <w:lang w:val="en-US"/>
         </w:rPr>
-        <w:t xml:space="preserve">guages &amp; Frameworks: </w:t>
-      </w:r>
-      <w:r>
-        <w:rPr>
-          <w:rFonts w:cstheme="minorHAnsi"/>
-          <w:sz w:val="20"/>
+        <w:t xml:space="preserve">: </w:t>
+      </w:r>
+      <w:r>
+        <w:rPr>
+          <w:rFonts w:cstheme="minorHAnsi"/>
+          <w:szCs w:val="24"/>
           <w:lang w:val="en-US"/>
         </w:rPr>
         <w:t>Java, Spring Boot, Spring Security, Spring MVC, Spring Cloud</w:t>
+      </w:r>
+      <w:r>
+        <w:rPr>
+          <w:rFonts w:cstheme="minorHAnsi"/>
+          <w:szCs w:val="24"/>
+          <w:lang w:val="en-US"/>
+        </w:rPr>
+        <w:t>, PHP, Python</w:t>
+      </w:r>
+      <w:r>
+        <w:rPr>
+          <w:rFonts w:cstheme="minorHAnsi"/>
+          <w:szCs w:val="24"/>
+          <w:lang w:val="en-US"/>
+        </w:rPr>
+        <w:t xml:space="preserve">, </w:t>
+      </w:r>
+      <w:r>
+        <w:rPr>
+          <w:rFonts w:cstheme="minorHAnsi"/>
+          <w:szCs w:val="24"/>
+          <w:lang w:val="en-US"/>
+        </w:rPr>
+        <w:t>NodeJS</w:t>
+      </w:r>
+      <w:r>
+        <w:rPr>
+          <w:rFonts w:cstheme="minorHAnsi"/>
+          <w:szCs w:val="24"/>
+          <w:lang w:val="en-US"/>
+        </w:rPr>
+        <w:t>.</w:t>
       </w:r>
     </w:p>
     <w:p>
@@ -406,7 +365,7 @@
           <w:rFonts w:cstheme="minorHAnsi"/>
           <w:b/>
           <w:bCs/>
-          <w:sz w:val="20"/>
+          <w:szCs w:val="24"/>
           <w:lang w:val="en-US"/>
         </w:rPr>
       </w:pPr>
@@ -415,18 +374,42 @@
           <w:rFonts w:cstheme="minorHAnsi"/>
           <w:b/>
           <w:bCs/>
-          <w:sz w:val="20"/>
+          <w:szCs w:val="24"/>
           <w:lang w:val="en-US"/>
         </w:rPr>
-        <w:t>Architecture:</w:t>
-      </w:r>
-      <w:r>
-        <w:rPr>
-          <w:rFonts w:cstheme="minorHAnsi"/>
-          <w:sz w:val="20"/>
+        <w:t xml:space="preserve">Frontend: </w:t>
+      </w:r>
+      <w:r>
+        <w:rPr>
+          <w:rFonts w:cstheme="minorHAnsi"/>
+          <w:szCs w:val="24"/>
           <w:lang w:val="en-US"/>
         </w:rPr>
-        <w:t xml:space="preserve"> Microservices, REST APIs, Event-Driven Architecture, MVC</w:t>
+        <w:t>HTML, CSS, JavaScript, React.js, Tailwind CSS, AJAX</w:t>
+      </w:r>
+      <w:r>
+        <w:rPr>
+          <w:rFonts w:cstheme="minorHAnsi"/>
+          <w:szCs w:val="24"/>
+          <w:lang w:val="en-US"/>
+        </w:rPr>
+        <w:t>,</w:t>
+      </w:r>
+      <w:r>
+        <w:rPr>
+          <w:rFonts w:cstheme="minorHAnsi"/>
+          <w:szCs w:val="24"/>
+          <w:lang w:val="en-US"/>
+        </w:rPr>
+        <w:t xml:space="preserve"> Bootstrap</w:t>
+      </w:r>
+      <w:r>
+        <w:rPr>
+          <w:rFonts w:cstheme="minorHAnsi"/>
+          <w:szCs w:val="24"/>
+          <w:lang w:val="en-US"/>
+        </w:rPr>
+        <w:t>.</w:t>
       </w:r>
     </w:p>
     <w:p>
@@ -442,7 +425,7 @@
           <w:rFonts w:cstheme="minorHAnsi"/>
           <w:b/>
           <w:bCs/>
-          <w:sz w:val="20"/>
+          <w:szCs w:val="24"/>
           <w:lang w:val="en-US"/>
         </w:rPr>
       </w:pPr>
@@ -451,18 +434,26 @@
           <w:rFonts w:cstheme="minorHAnsi"/>
           <w:b/>
           <w:bCs/>
-          <w:sz w:val="20"/>
+          <w:szCs w:val="24"/>
           <w:lang w:val="en-US"/>
         </w:rPr>
-        <w:t xml:space="preserve">Messaging &amp; Streaming: </w:t>
-      </w:r>
-      <w:r>
-        <w:rPr>
-          <w:rFonts w:cstheme="minorHAnsi"/>
-          <w:sz w:val="20"/>
+        <w:t>Architecture:</w:t>
+      </w:r>
+      <w:r>
+        <w:rPr>
+          <w:rFonts w:cstheme="minorHAnsi"/>
+          <w:szCs w:val="24"/>
           <w:lang w:val="en-US"/>
         </w:rPr>
-        <w:t>Apache Kafka</w:t>
+        <w:t xml:space="preserve"> Microservices, REST APIs, Event-Driven Architecture, MVC</w:t>
+      </w:r>
+      <w:r>
+        <w:rPr>
+          <w:rFonts w:cstheme="minorHAnsi"/>
+          <w:szCs w:val="24"/>
+          <w:lang w:val="en-US"/>
+        </w:rPr>
+        <w:t>.</w:t>
       </w:r>
     </w:p>
     <w:p>
@@ -478,7 +469,7 @@
           <w:rFonts w:cstheme="minorHAnsi"/>
           <w:b/>
           <w:bCs/>
-          <w:sz w:val="20"/>
+          <w:szCs w:val="24"/>
           <w:lang w:val="en-US"/>
         </w:rPr>
       </w:pPr>
@@ -487,18 +478,26 @@
           <w:rFonts w:cstheme="minorHAnsi"/>
           <w:b/>
           <w:bCs/>
-          <w:sz w:val="20"/>
+          <w:szCs w:val="24"/>
           <w:lang w:val="en-US"/>
         </w:rPr>
-        <w:t>Security:</w:t>
-      </w:r>
-      <w:r>
-        <w:rPr>
-          <w:rFonts w:cstheme="minorHAnsi"/>
-          <w:sz w:val="20"/>
+        <w:t xml:space="preserve">Messaging &amp; Streaming: </w:t>
+      </w:r>
+      <w:r>
+        <w:rPr>
+          <w:rFonts w:cstheme="minorHAnsi"/>
+          <w:szCs w:val="24"/>
           <w:lang w:val="en-US"/>
         </w:rPr>
-        <w:t xml:space="preserve"> JWT, OAuth2, Role-Based Access Control (RBAC)</w:t>
+        <w:t>Apache Kafka</w:t>
+      </w:r>
+      <w:r>
+        <w:rPr>
+          <w:rFonts w:cstheme="minorHAnsi"/>
+          <w:szCs w:val="24"/>
+          <w:lang w:val="en-US"/>
+        </w:rPr>
+        <w:t>.</w:t>
       </w:r>
     </w:p>
     <w:p>
@@ -514,7 +513,7 @@
           <w:rFonts w:cstheme="minorHAnsi"/>
           <w:b/>
           <w:bCs/>
-          <w:sz w:val="20"/>
+          <w:szCs w:val="24"/>
           <w:lang w:val="en-US"/>
         </w:rPr>
       </w:pPr>
@@ -523,18 +522,26 @@
           <w:rFonts w:cstheme="minorHAnsi"/>
           <w:b/>
           <w:bCs/>
-          <w:sz w:val="20"/>
+          <w:szCs w:val="24"/>
           <w:lang w:val="en-US"/>
         </w:rPr>
-        <w:t>Databases:</w:t>
-      </w:r>
-      <w:r>
-        <w:rPr>
-          <w:rFonts w:cstheme="minorHAnsi"/>
-          <w:sz w:val="20"/>
+        <w:t>Security:</w:t>
+      </w:r>
+      <w:r>
+        <w:rPr>
+          <w:rFonts w:cstheme="minorHAnsi"/>
+          <w:szCs w:val="24"/>
           <w:lang w:val="en-US"/>
         </w:rPr>
-        <w:t xml:space="preserve"> MySQL, PostgreSQL, JPA/Hibernate</w:t>
+        <w:t xml:space="preserve"> JWT, Role-Based Access Control (RBAC)</w:t>
+      </w:r>
+      <w:r>
+        <w:rPr>
+          <w:rFonts w:cstheme="minorHAnsi"/>
+          <w:szCs w:val="24"/>
+          <w:lang w:val="en-US"/>
+        </w:rPr>
+        <w:t>.</w:t>
       </w:r>
     </w:p>
     <w:p>
@@ -550,7 +557,7 @@
           <w:rFonts w:cstheme="minorHAnsi"/>
           <w:b/>
           <w:bCs/>
-          <w:sz w:val="20"/>
+          <w:szCs w:val="24"/>
           <w:lang w:val="en-US"/>
         </w:rPr>
       </w:pPr>
@@ -559,40 +566,70 @@
           <w:rFonts w:cstheme="minorHAnsi"/>
           <w:b/>
           <w:bCs/>
-          <w:sz w:val="20"/>
+          <w:szCs w:val="24"/>
           <w:lang w:val="en-US"/>
         </w:rPr>
+        <w:t>Databases:</w:t>
+      </w:r>
+      <w:r>
+        <w:rPr>
+          <w:rFonts w:cstheme="minorHAnsi"/>
+          <w:szCs w:val="24"/>
+          <w:lang w:val="en-US"/>
+        </w:rPr>
+        <w:t xml:space="preserve"> MySQL, PostgreSQL, JPA/Hibernate</w:t>
+      </w:r>
+      <w:r>
+        <w:rPr>
+          <w:rFonts w:cstheme="minorHAnsi"/>
+          <w:szCs w:val="24"/>
+          <w:lang w:val="en-US"/>
+        </w:rPr>
+        <w:t>.</w:t>
+      </w:r>
+    </w:p>
+    <w:p>
+      <w:pPr>
+        <w:pStyle w:val="ListParagraph"/>
+        <w:numPr>
+          <w:ilvl w:val="0"/>
+          <w:numId w:val="1"/>
+        </w:numPr>
+        <w:spacing w:after="0"/>
+        <w:jc w:val="both"/>
+        <w:rPr>
+          <w:rFonts w:cstheme="minorHAnsi"/>
+          <w:b/>
+          <w:bCs/>
+          <w:szCs w:val="24"/>
+          <w:lang w:val="en-US"/>
+        </w:rPr>
+      </w:pPr>
+      <w:r>
+        <w:rPr>
+          <w:rFonts w:cstheme="minorHAnsi"/>
+          <w:b/>
+          <w:bCs/>
+          <w:szCs w:val="24"/>
+          <w:lang w:val="en-US"/>
+        </w:rPr>
         <w:t>Tools &amp; Platforms:</w:t>
       </w:r>
       <w:r>
         <w:rPr>
           <w:rFonts w:cstheme="minorHAnsi"/>
-          <w:sz w:val="20"/>
+          <w:szCs w:val="24"/>
           <w:lang w:val="en-US"/>
         </w:rPr>
-        <w:t xml:space="preserve"> Docker, Git, Maven, Postman,</w:t>
-      </w:r>
-      <w:r>
-        <w:rPr>
-          <w:sz w:val="20"/>
-          <w:szCs w:val="20"/>
-        </w:rPr>
-        <w:t xml:space="preserve"> </w:t>
-      </w:r>
-      <w:r>
-        <w:rPr>
-          <w:sz w:val="20"/>
-          <w:szCs w:val="20"/>
-        </w:rPr>
-        <w:t xml:space="preserve">IntelliJ </w:t>
-      </w:r>
-      <w:r>
-        <w:rPr>
-          <w:rFonts w:cstheme="minorHAnsi"/>
-          <w:sz w:val="20"/>
+        <w:t xml:space="preserve"> Docker, Git, Maven, Postman</w:t>
+      </w:r>
+      <w:r>
+        <w:rPr>
+          <w:rFonts w:cstheme="minorHAnsi"/>
+          <w:szCs w:val="24"/>
           <w:lang w:val="en-US"/>
         </w:rPr>
-        <w:t>IDEA</w:t>
+        <w:t>.</w:t>
       </w:r>
     </w:p>
     <w:p>
@@ -607,7 +644,7 @@
           <w:rFonts w:cstheme="minorHAnsi"/>
           <w:b/>
           <w:bCs/>
-          <w:sz w:val="20"/>
+          <w:szCs w:val="24"/>
           <w:lang w:val="en-US"/>
         </w:rPr>
       </w:pPr>
@@ -616,7 +653,7 @@
           <w:rFonts w:cstheme="minorHAnsi"/>
           <w:b/>
           <w:bCs/>
-          <w:sz w:val="20"/>
+          <w:szCs w:val="24"/>
           <w:lang w:val="en-US"/>
         </w:rPr>
         <w:t>Concepts:</w:t>
@@ -624,14 +661,39 @@
       <w:r>
         <w:rPr>
           <w:rFonts w:cstheme="minorHAnsi"/>
-          <w:sz w:val="20"/>
+          <w:szCs w:val="24"/>
           <w:lang w:val="en-US"/>
         </w:rPr>
-        <w:t xml:space="preserve"> Database Design, API Development, Authentication Systems, System Integration</w:t>
+        <w:t xml:space="preserve"> Database Design, API</w:t>
+      </w:r>
+      <w:r>
+        <w:rPr>
+          <w:rFonts w:cstheme="minorHAnsi"/>
+          <w:szCs w:val="24"/>
+          <w:lang w:val="en-US"/>
+        </w:rPr>
+        <w:t>s</w:t>
+      </w:r>
+      <w:r>
+        <w:rPr>
+          <w:rFonts w:cstheme="minorHAnsi"/>
+          <w:szCs w:val="24"/>
+          <w:lang w:val="en-US"/>
+        </w:rPr>
+        <w:t xml:space="preserve"> Development, Authentication Systems, System Integration</w:t>
+      </w:r>
+      <w:r>
+        <w:rPr>
+          <w:rFonts w:cstheme="minorHAnsi"/>
+          <w:szCs w:val="24"/>
+          <w:lang w:val="en-US"/>
+        </w:rPr>
+        <w:t>.</w:t>
       </w:r>
     </w:p>
     <w:p>
       <w:pPr>
+        <w:spacing w:before="240" w:line="240" w:lineRule="auto"/>
         <w:jc w:val="both"/>
         <w:rPr>
           <w:rFonts w:cstheme="minorHAnsi"/>
@@ -639,6 +701,7 @@
           <w:bCs/>
           <w:sz w:val="28"/>
           <w:szCs w:val="32"/>
+          <w:u w:val="single"/>
           <w:lang w:val="en-US"/>
         </w:rPr>
       </w:pPr>
@@ -649,6 +712,7 @@
           <w:bCs/>
           <w:sz w:val="28"/>
           <w:szCs w:val="32"/>
+          <w:u w:val="single"/>
           <w:lang w:val="en-US"/>
         </w:rPr>
         <w:t>Professional Experience</w:t>
@@ -662,7 +726,8 @@
           <w:rFonts w:cstheme="minorHAnsi"/>
           <w:b/>
           <w:bCs/>
-          <w:sz w:val="20"/>
+          <w:sz w:val="24"/>
+          <w:szCs w:val="28"/>
           <w:lang w:val="en-US"/>
         </w:rPr>
       </w:pPr>
@@ -671,10 +736,11 @@
           <w:rFonts w:cstheme="minorHAnsi"/>
           <w:b/>
           <w:bCs/>
-          <w:sz w:val="20"/>
+          <w:sz w:val="24"/>
+          <w:szCs w:val="28"/>
           <w:lang w:val="en-US"/>
         </w:rPr>
-        <w:t>Backend Developer</w:t>
+        <w:t>Full Stack Developer</w:t>
       </w:r>
     </w:p>
     <w:p>
@@ -684,8 +750,6 @@
         <w:rPr>
           <w:rFonts w:cstheme="minorHAnsi"/>
           <w:color w:val="0F1115"/>
-          <w:sz w:val="20"/>
-          <w:szCs w:val="20"/>
           <w:shd w:val="clear" w:color="auto" w:fill="FFFFFF"/>
         </w:rPr>
       </w:pPr>
@@ -693,41 +757,150 @@
         <w:rPr>
           <w:rStyle w:val="Emphasis"/>
           <w:rFonts w:cstheme="minorHAnsi"/>
+          <w:b/>
+          <w:bCs/>
           <w:i w:val="0"/>
           <w:iCs w:val="0"/>
           <w:color w:val="0F1115"/>
-          <w:sz w:val="20"/>
-          <w:szCs w:val="20"/>
           <w:shd w:val="clear" w:color="auto" w:fill="FFFFFF"/>
         </w:rPr>
-        <w:t>Magical Balloon, Mumbai</w:t>
-      </w:r>
-      <w:r>
-        <w:rPr>
-          <w:rFonts w:cstheme="minorHAnsi"/>
-          <w:color w:val="0F1115"/>
-          <w:sz w:val="20"/>
-          <w:szCs w:val="20"/>
+        <w:t>Magical Balloon</w:t>
+      </w:r>
+      <w:r>
+        <w:rPr>
+          <w:rStyle w:val="Emphasis"/>
+          <w:rFonts w:cstheme="minorHAnsi"/>
+          <w:b/>
+          <w:bCs/>
+          <w:i w:val="0"/>
+          <w:iCs w:val="0"/>
+          <w:color w:val="0F1115"/>
           <w:shd w:val="clear" w:color="auto" w:fill="FFFFFF"/>
         </w:rPr>
-        <w:t> | Jan 202</w:t>
-      </w:r>
-      <w:r>
-        <w:rPr>
-          <w:rFonts w:cstheme="minorHAnsi"/>
-          <w:color w:val="0F1115"/>
-          <w:sz w:val="20"/>
-          <w:szCs w:val="20"/>
+        <w:t>s</w:t>
+      </w:r>
+      <w:r>
+        <w:rPr>
+          <w:rStyle w:val="Emphasis"/>
+          <w:rFonts w:cstheme="minorHAnsi"/>
+          <w:b/>
+          <w:bCs/>
+          <w:i w:val="0"/>
+          <w:iCs w:val="0"/>
+          <w:color w:val="0F1115"/>
           <w:shd w:val="clear" w:color="auto" w:fill="FFFFFF"/>
         </w:rPr>
+        <w:t>, Mumbai</w:t>
+      </w:r>
+      <w:r>
+        <w:rPr>
+          <w:rFonts w:cstheme="minorHAnsi"/>
+          <w:color w:val="0F1115"/>
+          <w:shd w:val="clear" w:color="auto" w:fill="FFFFFF"/>
+        </w:rPr>
+        <w:t xml:space="preserve">  </w:t>
+      </w:r>
+      <w:r>
+        <w:rPr>
+          <w:rFonts w:cstheme="minorHAnsi"/>
+          <w:color w:val="0F1115"/>
+          <w:shd w:val="clear" w:color="auto" w:fill="FFFFFF"/>
+        </w:rPr>
+        <w:t xml:space="preserve"> </w:t>
+      </w:r>
+      <w:r>
+        <w:rPr>
+          <w:rFonts w:cstheme="minorHAnsi"/>
+          <w:color w:val="0F1115"/>
+          <w:shd w:val="clear" w:color="auto" w:fill="FFFFFF"/>
+        </w:rPr>
+        <w:tab/>
+      </w:r>
+      <w:r>
+        <w:rPr>
+          <w:rFonts w:cstheme="minorHAnsi"/>
+          <w:color w:val="0F1115"/>
+          <w:shd w:val="clear" w:color="auto" w:fill="FFFFFF"/>
+        </w:rPr>
+        <w:tab/>
+      </w:r>
+      <w:r>
+        <w:rPr>
+          <w:rFonts w:cstheme="minorHAnsi"/>
+          <w:color w:val="0F1115"/>
+          <w:shd w:val="clear" w:color="auto" w:fill="FFFFFF"/>
+        </w:rPr>
+        <w:tab/>
+      </w:r>
+      <w:r>
+        <w:rPr>
+          <w:rFonts w:cstheme="minorHAnsi"/>
+          <w:color w:val="0F1115"/>
+          <w:shd w:val="clear" w:color="auto" w:fill="FFFFFF"/>
+        </w:rPr>
+        <w:tab/>
+      </w:r>
+      <w:r>
+        <w:rPr>
+          <w:rFonts w:cstheme="minorHAnsi"/>
+          <w:color w:val="0F1115"/>
+          <w:shd w:val="clear" w:color="auto" w:fill="FFFFFF"/>
+        </w:rPr>
+        <w:tab/>
+      </w:r>
+      <w:r>
+        <w:rPr>
+          <w:rFonts w:cstheme="minorHAnsi"/>
+          <w:color w:val="0F1115"/>
+          <w:shd w:val="clear" w:color="auto" w:fill="FFFFFF"/>
+        </w:rPr>
+        <w:tab/>
+      </w:r>
+      <w:r>
+        <w:rPr>
+          <w:rFonts w:cstheme="minorHAnsi"/>
+          <w:color w:val="0F1115"/>
+          <w:shd w:val="clear" w:color="auto" w:fill="FFFFFF"/>
+        </w:rPr>
+        <w:tab/>
+      </w:r>
+      <w:r>
+        <w:rPr>
+          <w:rFonts w:cstheme="minorHAnsi"/>
+          <w:color w:val="0F1115"/>
+          <w:shd w:val="clear" w:color="auto" w:fill="FFFFFF"/>
+        </w:rPr>
+        <w:tab/>
+      </w:r>
+      <w:r>
+        <w:rPr>
+          <w:rFonts w:cstheme="minorHAnsi"/>
+          <w:color w:val="0F1115"/>
+          <w:shd w:val="clear" w:color="auto" w:fill="FFFFFF"/>
+        </w:rPr>
+        <w:tab/>
+        <w:t xml:space="preserve">    </w:t>
+      </w:r>
+      <w:r>
+        <w:rPr>
+          <w:rFonts w:cstheme="minorHAnsi"/>
+          <w:color w:val="0F1115"/>
+          <w:shd w:val="clear" w:color="auto" w:fill="FFFFFF"/>
+        </w:rPr>
+        <w:t>Jan 202</w:t>
+      </w:r>
+      <w:r>
+        <w:rPr>
+          <w:rFonts w:cstheme="minorHAnsi"/>
+          <w:color w:val="0F1115"/>
+          <w:shd w:val="clear" w:color="auto" w:fill="FFFFFF"/>
+        </w:rPr>
         <w:t>5</w:t>
       </w:r>
       <w:r>
         <w:rPr>
           <w:rFonts w:cstheme="minorHAnsi"/>
           <w:color w:val="0F1115"/>
-          <w:sz w:val="20"/>
-          <w:szCs w:val="20"/>
           <w:shd w:val="clear" w:color="auto" w:fill="FFFFFF"/>
         </w:rPr>
         <w:t xml:space="preserve"> </w:t>
@@ -736,8 +909,6 @@
         <w:rPr>
           <w:rFonts w:cstheme="minorHAnsi"/>
           <w:color w:val="0F1115"/>
-          <w:sz w:val="20"/>
-          <w:szCs w:val="20"/>
           <w:shd w:val="clear" w:color="auto" w:fill="FFFFFF"/>
         </w:rPr>
         <w:t>-</w:t>
@@ -746,8 +917,6 @@
         <w:rPr>
           <w:rFonts w:cstheme="minorHAnsi"/>
           <w:color w:val="0F1115"/>
-          <w:sz w:val="20"/>
-          <w:szCs w:val="20"/>
           <w:shd w:val="clear" w:color="auto" w:fill="FFFFFF"/>
         </w:rPr>
         <w:t xml:space="preserve"> </w:t>
@@ -756,8 +925,6 @@
         <w:rPr>
           <w:rFonts w:cstheme="minorHAnsi"/>
           <w:color w:val="0F1115"/>
-          <w:sz w:val="20"/>
-          <w:szCs w:val="20"/>
           <w:shd w:val="clear" w:color="auto" w:fill="FFFFFF"/>
         </w:rPr>
         <w:t>Present</w:t>
@@ -768,7 +935,7 @@
         <w:pStyle w:val="ds-markdown-paragraph"/>
         <w:numPr>
           <w:ilvl w:val="0"/>
-          <w:numId w:val="3"/>
+          <w:numId w:val="28"/>
         </w:numPr>
         <w:shd w:val="clear" w:color="auto" w:fill="FFFFFF"/>
         <w:spacing w:before="0" w:beforeAutospacing="0" w:after="0" w:afterAutospacing="0"/>
@@ -776,89 +943,69 @@
         <w:rPr>
           <w:rFonts w:asciiTheme="minorHAnsi" w:hAnsiTheme="minorHAnsi" w:cstheme="minorHAnsi"/>
           <w:color w:val="0F1115"/>
-          <w:sz w:val="20"/>
-          <w:szCs w:val="20"/>
+          <w:sz w:val="22"/>
+          <w:szCs w:val="22"/>
         </w:rPr>
       </w:pPr>
       <w:r>
         <w:rPr>
           <w:rFonts w:asciiTheme="minorHAnsi" w:hAnsiTheme="minorHAnsi" w:cstheme="minorHAnsi"/>
-          <w:color w:val="0F1115"/>
-          <w:sz w:val="20"/>
-          <w:szCs w:val="20"/>
-        </w:rPr>
-        <w:t xml:space="preserve">Developed and maintained </w:t>
+          <w:b/>
+          <w:bCs/>
+          <w:color w:val="0F1115"/>
+          <w:sz w:val="22"/>
+          <w:szCs w:val="22"/>
+        </w:rPr>
+        <w:t>Developed</w:t>
       </w:r>
       <w:r>
         <w:rPr>
           <w:rFonts w:asciiTheme="minorHAnsi" w:hAnsiTheme="minorHAnsi" w:cstheme="minorHAnsi"/>
-          <w:b/>
-          <w:bCs/>
-          <w:color w:val="0F1115"/>
-          <w:sz w:val="20"/>
-          <w:szCs w:val="20"/>
-        </w:rPr>
-        <w:t>scalable web applications</w:t>
+          <w:color w:val="0F1115"/>
+          <w:sz w:val="22"/>
+          <w:szCs w:val="22"/>
+        </w:rPr>
+        <w:t xml:space="preserve"> scalable </w:t>
       </w:r>
       <w:r>
         <w:rPr>
           <w:rFonts w:asciiTheme="minorHAnsi" w:hAnsiTheme="minorHAnsi" w:cstheme="minorHAnsi"/>
-          <w:color w:val="0F1115"/>
-          <w:sz w:val="20"/>
-          <w:szCs w:val="20"/>
-        </w:rPr>
-        <w:t xml:space="preserve"> with focus on </w:t>
+          <w:b/>
+          <w:bCs/>
+          <w:color w:val="0F1115"/>
+          <w:sz w:val="22"/>
+          <w:szCs w:val="22"/>
+        </w:rPr>
+        <w:t>backend systems</w:t>
       </w:r>
       <w:r>
         <w:rPr>
           <w:rFonts w:asciiTheme="minorHAnsi" w:hAnsiTheme="minorHAnsi" w:cstheme="minorHAnsi"/>
-          <w:b/>
-          <w:bCs/>
-          <w:color w:val="0F1115"/>
-          <w:sz w:val="20"/>
-          <w:szCs w:val="20"/>
-        </w:rPr>
-        <w:t>backend architecture</w:t>
+          <w:color w:val="0F1115"/>
+          <w:sz w:val="22"/>
+          <w:szCs w:val="22"/>
+        </w:rPr>
+        <w:t xml:space="preserve"> and ensured seamless </w:t>
       </w:r>
       <w:r>
         <w:rPr>
           <w:rFonts w:asciiTheme="minorHAnsi" w:hAnsiTheme="minorHAnsi" w:cstheme="minorHAnsi"/>
-          <w:color w:val="0F1115"/>
-          <w:sz w:val="20"/>
-          <w:szCs w:val="20"/>
-        </w:rPr>
-        <w:t xml:space="preserve"> and </w:t>
+          <w:b/>
+          <w:bCs/>
+          <w:color w:val="0F1115"/>
+          <w:sz w:val="22"/>
+          <w:szCs w:val="22"/>
+        </w:rPr>
+        <w:t>frontend integration</w:t>
       </w:r>
       <w:r>
         <w:rPr>
           <w:rFonts w:asciiTheme="minorHAnsi" w:hAnsiTheme="minorHAnsi" w:cstheme="minorHAnsi"/>
-          <w:b/>
-          <w:bCs/>
-          <w:color w:val="0F1115"/>
-          <w:sz w:val="20"/>
-          <w:szCs w:val="20"/>
-        </w:rPr>
-        <w:t>business logic</w:t>
-      </w:r>
-      <w:r>
-        <w:rPr>
-          <w:rFonts w:asciiTheme="minorHAnsi" w:hAnsiTheme="minorHAnsi" w:cstheme="minorHAnsi"/>
-          <w:color w:val="0F1115"/>
-          <w:sz w:val="20"/>
-          <w:szCs w:val="20"/>
-        </w:rPr>
-        <w:t xml:space="preserve">, and </w:t>
-      </w:r>
-      <w:r>
-        <w:rPr>
-          <w:rFonts w:asciiTheme="minorHAnsi" w:hAnsiTheme="minorHAnsi" w:cstheme="minorHAnsi"/>
-          <w:b/>
-          <w:bCs/>
-          <w:color w:val="0F1115"/>
-          <w:sz w:val="20"/>
-          <w:szCs w:val="20"/>
-        </w:rPr>
-        <w:t>server-side development</w:t>
+          <w:color w:val="0F1115"/>
+          <w:sz w:val="22"/>
+          <w:szCs w:val="22"/>
+        </w:rPr>
+        <w:t>.</w:t>
       </w:r>
     </w:p>
     <w:p>
@@ -873,82 +1020,42 @@
         <w:rPr>
           <w:rFonts w:cstheme="minorHAnsi"/>
           <w:color w:val="0F1115"/>
-          <w:sz w:val="16"/>
-          <w:szCs w:val="16"/>
-        </w:rPr>
-      </w:pPr>
-      <w:r>
-        <w:rPr>
-          <w:rFonts w:eastAsia="Times New Roman" w:cstheme="minorHAnsi"/>
-          <w:color w:val="0F1115"/>
-          <w:sz w:val="20"/>
-          <w:szCs w:val="20"/>
-          <w:lang w:eastAsia="en-IN"/>
-        </w:rPr>
-        <w:t xml:space="preserve">Designed and implemented </w:t>
-      </w:r>
-      <w:r>
-        <w:rPr>
-          <w:rFonts w:eastAsia="Times New Roman" w:cstheme="minorHAnsi"/>
-          <w:b/>
-          <w:bCs/>
-          <w:color w:val="0F1115"/>
-          <w:sz w:val="20"/>
-          <w:szCs w:val="20"/>
-          <w:lang w:eastAsia="en-IN"/>
-        </w:rPr>
-        <w:t>RESTful APIs</w:t>
-      </w:r>
-      <w:r>
-        <w:rPr>
-          <w:rFonts w:eastAsia="Times New Roman" w:cstheme="minorHAnsi"/>
-          <w:color w:val="0F1115"/>
-          <w:sz w:val="20"/>
-          <w:szCs w:val="20"/>
-          <w:lang w:eastAsia="en-IN"/>
-        </w:rPr>
-        <w:t xml:space="preserve"> to support </w:t>
-      </w:r>
-      <w:r>
-        <w:rPr>
-          <w:rFonts w:eastAsia="Times New Roman" w:cstheme="minorHAnsi"/>
-          <w:b/>
-          <w:bCs/>
-          <w:color w:val="0F1115"/>
-          <w:sz w:val="20"/>
-          <w:szCs w:val="20"/>
-          <w:lang w:eastAsia="en-IN"/>
-        </w:rPr>
-        <w:t>frontend</w:t>
-      </w:r>
-      <w:r>
-        <w:rPr>
-          <w:rFonts w:eastAsia="Times New Roman" w:cstheme="minorHAnsi"/>
-          <w:color w:val="0F1115"/>
-          <w:sz w:val="20"/>
-          <w:szCs w:val="20"/>
-          <w:lang w:eastAsia="en-IN"/>
-        </w:rPr>
-        <w:t xml:space="preserve"> </w:t>
-      </w:r>
-      <w:r>
-        <w:rPr>
-          <w:rFonts w:eastAsia="Times New Roman" w:cstheme="minorHAnsi"/>
-          <w:b/>
-          <w:bCs/>
-          <w:color w:val="0F1115"/>
-          <w:sz w:val="20"/>
-          <w:szCs w:val="20"/>
-          <w:lang w:eastAsia="en-IN"/>
-        </w:rPr>
-        <w:t>functionality</w:t>
-      </w:r>
-      <w:r>
-        <w:rPr>
-          <w:rFonts w:eastAsia="Times New Roman" w:cstheme="minorHAnsi"/>
-          <w:color w:val="0F1115"/>
-          <w:sz w:val="20"/>
-          <w:szCs w:val="20"/>
+          <w:sz w:val="14"/>
+          <w:szCs w:val="14"/>
+        </w:rPr>
+      </w:pPr>
+      <w:r>
+        <w:rPr>
+          <w:rFonts w:eastAsia="Times New Roman" w:cstheme="minorHAnsi"/>
+          <w:b/>
+          <w:bCs/>
+          <w:color w:val="0F1115"/>
+          <w:lang w:eastAsia="en-IN"/>
+        </w:rPr>
+        <w:t>Built RESTful APIs</w:t>
+      </w:r>
+      <w:r>
+        <w:rPr>
+          <w:rFonts w:eastAsia="Times New Roman" w:cstheme="minorHAnsi"/>
+          <w:color w:val="0F1115"/>
+          <w:lang w:eastAsia="en-IN"/>
+        </w:rPr>
+        <w:t xml:space="preserve"> for efficient </w:t>
+      </w:r>
+      <w:r>
+        <w:rPr>
+          <w:rFonts w:eastAsia="Times New Roman" w:cstheme="minorHAnsi"/>
+          <w:b/>
+          <w:bCs/>
+          <w:color w:val="0F1115"/>
+          <w:lang w:eastAsia="en-IN"/>
+        </w:rPr>
+        <w:t>frontend communication</w:t>
+      </w:r>
+      <w:r>
+        <w:rPr>
+          <w:rFonts w:eastAsia="Times New Roman" w:cstheme="minorHAnsi"/>
+          <w:color w:val="0F1115"/>
           <w:lang w:eastAsia="en-IN"/>
         </w:rPr>
         <w:t xml:space="preserve"> and </w:t>
@@ -959,11 +1066,17 @@
           <w:b/>
           <w:bCs/>
           <w:color w:val="0F1115"/>
-          <w:sz w:val="20"/>
-          <w:szCs w:val="20"/>
           <w:lang w:eastAsia="en-IN"/>
         </w:rPr>
         <w:t>third-party integrations</w:t>
+      </w:r>
+      <w:r>
+        <w:rPr>
+          <w:rFonts w:eastAsia="Times New Roman" w:cstheme="minorHAnsi"/>
+          <w:color w:val="0F1115"/>
+          <w:lang w:eastAsia="en-IN"/>
+        </w:rPr>
+        <w:t>.</w:t>
       </w:r>
     </w:p>
     <w:p>
@@ -978,60 +1091,42 @@
         <w:rPr>
           <w:rFonts w:cstheme="minorHAnsi"/>
           <w:color w:val="0F1115"/>
-          <w:sz w:val="12"/>
-          <w:szCs w:val="12"/>
-        </w:rPr>
-      </w:pPr>
-      <w:r>
-        <w:rPr>
-          <w:rFonts w:eastAsia="Times New Roman" w:cstheme="minorHAnsi"/>
-          <w:color w:val="0F1115"/>
-          <w:sz w:val="20"/>
-          <w:szCs w:val="20"/>
-          <w:lang w:eastAsia="en-IN"/>
-        </w:rPr>
-        <w:t xml:space="preserve">Created and optimized </w:t>
-      </w:r>
-      <w:r>
-        <w:rPr>
-          <w:rFonts w:eastAsia="Times New Roman" w:cstheme="minorHAnsi"/>
-          <w:b/>
-          <w:bCs/>
-          <w:color w:val="0F1115"/>
-          <w:sz w:val="20"/>
-          <w:szCs w:val="20"/>
-          <w:lang w:eastAsia="en-IN"/>
-        </w:rPr>
-        <w:t>relational database</w:t>
-      </w:r>
-      <w:r>
-        <w:rPr>
-          <w:rFonts w:eastAsia="Times New Roman" w:cstheme="minorHAnsi"/>
-          <w:color w:val="0F1115"/>
-          <w:sz w:val="20"/>
-          <w:szCs w:val="20"/>
-          <w:lang w:eastAsia="en-IN"/>
-        </w:rPr>
-        <w:t xml:space="preserve"> schemas with proper </w:t>
-      </w:r>
-      <w:r>
-        <w:rPr>
-          <w:rFonts w:eastAsia="Times New Roman" w:cstheme="minorHAnsi"/>
-          <w:b/>
-          <w:bCs/>
-          <w:color w:val="0F1115"/>
-          <w:sz w:val="20"/>
-          <w:szCs w:val="20"/>
-          <w:lang w:eastAsia="en-IN"/>
-        </w:rPr>
-        <w:t>indexing</w:t>
-      </w:r>
-      <w:r>
-        <w:rPr>
-          <w:rFonts w:eastAsia="Times New Roman" w:cstheme="minorHAnsi"/>
-          <w:color w:val="0F1115"/>
-          <w:sz w:val="20"/>
-          <w:szCs w:val="20"/>
+          <w:sz w:val="10"/>
+          <w:szCs w:val="10"/>
+        </w:rPr>
+      </w:pPr>
+      <w:r>
+        <w:rPr>
+          <w:rFonts w:eastAsia="Times New Roman" w:cstheme="minorHAnsi"/>
+          <w:b/>
+          <w:bCs/>
+          <w:color w:val="0F1115"/>
+          <w:lang w:eastAsia="en-IN"/>
+        </w:rPr>
+        <w:t>Designed and optimized relational databases</w:t>
+      </w:r>
+      <w:r>
+        <w:rPr>
+          <w:rFonts w:eastAsia="Times New Roman" w:cstheme="minorHAnsi"/>
+          <w:color w:val="0F1115"/>
+          <w:lang w:eastAsia="en-IN"/>
+        </w:rPr>
+        <w:t xml:space="preserve"> for </w:t>
+      </w:r>
+      <w:r>
+        <w:rPr>
+          <w:rFonts w:eastAsia="Times New Roman" w:cstheme="minorHAnsi"/>
+          <w:b/>
+          <w:bCs/>
+          <w:color w:val="0F1115"/>
+          <w:lang w:eastAsia="en-IN"/>
+        </w:rPr>
+        <w:t>performance</w:t>
+      </w:r>
+      <w:r>
+        <w:rPr>
+          <w:rFonts w:eastAsia="Times New Roman" w:cstheme="minorHAnsi"/>
+          <w:color w:val="0F1115"/>
           <w:lang w:eastAsia="en-IN"/>
         </w:rPr>
         <w:t xml:space="preserve"> and </w:t>
@@ -1042,11 +1137,17 @@
           <w:b/>
           <w:bCs/>
           <w:color w:val="0F1115"/>
-          <w:sz w:val="20"/>
-          <w:szCs w:val="20"/>
-          <w:lang w:eastAsia="en-IN"/>
-        </w:rPr>
-        <w:t>relationships</w:t>
+          <w:lang w:eastAsia="en-IN"/>
+        </w:rPr>
+        <w:t>data integrity</w:t>
+      </w:r>
+      <w:r>
+        <w:rPr>
+          <w:rFonts w:eastAsia="Times New Roman" w:cstheme="minorHAnsi"/>
+          <w:color w:val="0F1115"/>
+          <w:lang w:eastAsia="en-IN"/>
+        </w:rPr>
+        <w:t>.</w:t>
       </w:r>
     </w:p>
     <w:p>
@@ -1061,38 +1162,24 @@
         <w:rPr>
           <w:rFonts w:cstheme="minorHAnsi"/>
           <w:color w:val="0F1115"/>
-          <w:sz w:val="8"/>
-          <w:szCs w:val="8"/>
-        </w:rPr>
-      </w:pPr>
-      <w:r>
-        <w:rPr>
-          <w:rFonts w:eastAsia="Times New Roman" w:cstheme="minorHAnsi"/>
-          <w:color w:val="0F1115"/>
-          <w:sz w:val="20"/>
-          <w:szCs w:val="20"/>
-          <w:lang w:eastAsia="en-IN"/>
-        </w:rPr>
-        <w:t xml:space="preserve">Implemented </w:t>
-      </w:r>
-      <w:r>
-        <w:rPr>
-          <w:rFonts w:eastAsia="Times New Roman" w:cstheme="minorHAnsi"/>
-          <w:b/>
-          <w:bCs/>
-          <w:color w:val="0F1115"/>
-          <w:sz w:val="20"/>
-          <w:szCs w:val="20"/>
-          <w:lang w:eastAsia="en-IN"/>
-        </w:rPr>
-        <w:t>secure authentication</w:t>
-      </w:r>
-      <w:r>
-        <w:rPr>
-          <w:rFonts w:eastAsia="Times New Roman" w:cstheme="minorHAnsi"/>
-          <w:color w:val="0F1115"/>
-          <w:sz w:val="20"/>
-          <w:szCs w:val="20"/>
+          <w:sz w:val="6"/>
+          <w:szCs w:val="6"/>
+        </w:rPr>
+      </w:pPr>
+      <w:r>
+        <w:rPr>
+          <w:rFonts w:eastAsia="Times New Roman" w:cstheme="minorHAnsi"/>
+          <w:b/>
+          <w:bCs/>
+          <w:color w:val="0F1115"/>
+          <w:lang w:eastAsia="en-IN"/>
+        </w:rPr>
+        <w:t>Implemented secure authentication</w:t>
+      </w:r>
+      <w:r>
+        <w:rPr>
+          <w:rFonts w:eastAsia="Times New Roman" w:cstheme="minorHAnsi"/>
+          <w:color w:val="0F1115"/>
           <w:lang w:eastAsia="en-IN"/>
         </w:rPr>
         <w:t xml:space="preserve"> and </w:t>
@@ -1103,33 +1190,17 @@
           <w:b/>
           <w:bCs/>
           <w:color w:val="0F1115"/>
-          <w:sz w:val="20"/>
-          <w:szCs w:val="20"/>
-          <w:lang w:eastAsia="en-IN"/>
-        </w:rPr>
-        <w:t>authorization systems</w:t>
-      </w:r>
-      <w:r>
-        <w:rPr>
-          <w:rFonts w:eastAsia="Times New Roman" w:cstheme="minorHAnsi"/>
-          <w:color w:val="0F1115"/>
-          <w:sz w:val="20"/>
-          <w:szCs w:val="20"/>
-          <w:lang w:eastAsia="en-IN"/>
-        </w:rPr>
-        <w:t xml:space="preserve"> with </w:t>
-      </w:r>
-      <w:r>
-        <w:rPr>
-          <w:rFonts w:eastAsia="Times New Roman" w:cstheme="minorHAnsi"/>
-          <w:b/>
-          <w:bCs/>
-          <w:color w:val="0F1115"/>
-          <w:sz w:val="20"/>
-          <w:szCs w:val="20"/>
-          <w:lang w:eastAsia="en-IN"/>
-        </w:rPr>
-        <w:t>role-based permissions</w:t>
+          <w:lang w:eastAsia="en-IN"/>
+        </w:rPr>
+        <w:t>role-based authorization</w:t>
+      </w:r>
+      <w:r>
+        <w:rPr>
+          <w:rFonts w:eastAsia="Times New Roman" w:cstheme="minorHAnsi"/>
+          <w:color w:val="0F1115"/>
+          <w:lang w:eastAsia="en-IN"/>
+        </w:rPr>
+        <w:t xml:space="preserve"> mechanisms.</w:t>
       </w:r>
     </w:p>
     <w:p>
@@ -1151,31 +1222,17 @@
       <w:r>
         <w:rPr>
           <w:rFonts w:eastAsia="Times New Roman" w:cstheme="minorHAnsi"/>
-          <w:color w:val="0F1115"/>
-          <w:sz w:val="20"/>
-          <w:szCs w:val="20"/>
-          <w:lang w:eastAsia="en-IN"/>
-        </w:rPr>
-        <w:t xml:space="preserve">Debugged and resolved </w:t>
-      </w:r>
-      <w:r>
-        <w:rPr>
-          <w:rFonts w:eastAsia="Times New Roman" w:cstheme="minorHAnsi"/>
-          <w:b/>
-          <w:bCs/>
-          <w:color w:val="0F1115"/>
-          <w:sz w:val="20"/>
-          <w:szCs w:val="20"/>
-          <w:lang w:eastAsia="en-IN"/>
-        </w:rPr>
-        <w:t>production issues</w:t>
-      </w:r>
-      <w:r>
-        <w:rPr>
-          <w:rFonts w:eastAsia="Times New Roman" w:cstheme="minorHAnsi"/>
-          <w:color w:val="0F1115"/>
-          <w:sz w:val="20"/>
-          <w:szCs w:val="20"/>
+          <w:b/>
+          <w:bCs/>
+          <w:color w:val="0F1115"/>
+          <w:lang w:eastAsia="en-IN"/>
+        </w:rPr>
+        <w:t>Resolved production issues</w:t>
+      </w:r>
+      <w:r>
+        <w:rPr>
+          <w:rFonts w:eastAsia="Times New Roman" w:cstheme="minorHAnsi"/>
+          <w:color w:val="0F1115"/>
           <w:lang w:eastAsia="en-IN"/>
         </w:rPr>
         <w:t xml:space="preserve">, improving </w:t>
@@ -1186,18 +1243,14 @@
           <w:b/>
           <w:bCs/>
           <w:color w:val="0F1115"/>
-          <w:sz w:val="20"/>
-          <w:szCs w:val="20"/>
-          <w:lang w:eastAsia="en-IN"/>
-        </w:rPr>
-        <w:t>application performance</w:t>
-      </w:r>
-      <w:r>
-        <w:rPr>
-          <w:rFonts w:eastAsia="Times New Roman" w:cstheme="minorHAnsi"/>
-          <w:color w:val="0F1115"/>
-          <w:sz w:val="20"/>
-          <w:szCs w:val="20"/>
+          <w:lang w:eastAsia="en-IN"/>
+        </w:rPr>
+        <w:t>system reliability</w:t>
+      </w:r>
+      <w:r>
+        <w:rPr>
+          <w:rFonts w:eastAsia="Times New Roman" w:cstheme="minorHAnsi"/>
+          <w:color w:val="0F1115"/>
           <w:lang w:eastAsia="en-IN"/>
         </w:rPr>
         <w:t xml:space="preserve"> and </w:t>
@@ -1208,23 +1261,17 @@
           <w:b/>
           <w:bCs/>
           <w:color w:val="0F1115"/>
-          <w:sz w:val="20"/>
-          <w:szCs w:val="20"/>
-          <w:lang w:eastAsia="en-IN"/>
-        </w:rPr>
-        <w:t>reliabilit</w:t>
-      </w:r>
-      <w:r>
-        <w:rPr>
-          <w:rFonts w:eastAsia="Times New Roman" w:cstheme="minorHAnsi"/>
-          <w:b/>
-          <w:bCs/>
-          <w:color w:val="0F1115"/>
-          <w:sz w:val="20"/>
-          <w:szCs w:val="20"/>
-          <w:lang w:eastAsia="en-IN"/>
-        </w:rPr>
-        <w:t>y</w:t>
+          <w:lang w:eastAsia="en-IN"/>
+        </w:rPr>
+        <w:t>performance</w:t>
+      </w:r>
+      <w:r>
+        <w:rPr>
+          <w:rFonts w:eastAsia="Times New Roman" w:cstheme="minorHAnsi"/>
+          <w:color w:val="0F1115"/>
+          <w:lang w:eastAsia="en-IN"/>
+        </w:rPr>
+        <w:t>.</w:t>
       </w:r>
     </w:p>
     <w:p>
@@ -1239,71 +1286,51 @@
         <w:rPr>
           <w:rFonts w:cstheme="minorHAnsi"/>
           <w:color w:val="0F1115"/>
-          <w:sz w:val="2"/>
-          <w:szCs w:val="2"/>
-        </w:rPr>
-      </w:pPr>
-      <w:r>
-        <w:rPr>
-          <w:rFonts w:eastAsia="Times New Roman" w:cstheme="minorHAnsi"/>
-          <w:color w:val="0F1115"/>
-          <w:sz w:val="20"/>
-          <w:szCs w:val="20"/>
-          <w:lang w:eastAsia="en-IN"/>
-        </w:rPr>
-        <w:t xml:space="preserve">Collaborated with </w:t>
-      </w:r>
-      <w:r>
-        <w:rPr>
-          <w:rFonts w:eastAsia="Times New Roman" w:cstheme="minorHAnsi"/>
-          <w:b/>
-          <w:bCs/>
-          <w:color w:val="0F1115"/>
-          <w:sz w:val="20"/>
-          <w:szCs w:val="20"/>
-          <w:lang w:eastAsia="en-IN"/>
-        </w:rPr>
-        <w:t>cross-functional teams</w:t>
-      </w:r>
-      <w:r>
-        <w:rPr>
-          <w:rFonts w:eastAsia="Times New Roman" w:cstheme="minorHAnsi"/>
-          <w:color w:val="0F1115"/>
-          <w:sz w:val="20"/>
-          <w:szCs w:val="20"/>
-          <w:lang w:eastAsia="en-IN"/>
-        </w:rPr>
-        <w:t xml:space="preserve"> to deliver features aligned with </w:t>
-      </w:r>
-      <w:r>
-        <w:rPr>
-          <w:rFonts w:eastAsia="Times New Roman" w:cstheme="minorHAnsi"/>
-          <w:b/>
-          <w:bCs/>
-          <w:color w:val="0F1115"/>
-          <w:sz w:val="20"/>
-          <w:szCs w:val="20"/>
-          <w:lang w:eastAsia="en-IN"/>
-        </w:rPr>
-        <w:t>business requirement</w:t>
-      </w:r>
-      <w:r>
-        <w:rPr>
-          <w:rFonts w:eastAsia="Times New Roman" w:cstheme="minorHAnsi"/>
-          <w:b/>
-          <w:bCs/>
-          <w:color w:val="0F1115"/>
-          <w:sz w:val="20"/>
-          <w:szCs w:val="20"/>
-          <w:lang w:eastAsia="en-IN"/>
-        </w:rPr>
-        <w:t>s</w:t>
+          <w:sz w:val="4"/>
+          <w:szCs w:val="4"/>
+        </w:rPr>
+      </w:pPr>
+      <w:r>
+        <w:rPr>
+          <w:rFonts w:eastAsia="Times New Roman" w:cstheme="minorHAnsi"/>
+          <w:b/>
+          <w:bCs/>
+          <w:color w:val="0F1115"/>
+          <w:lang w:eastAsia="en-IN"/>
+        </w:rPr>
+        <w:t>Collaborated with cross-functional teams</w:t>
+      </w:r>
+      <w:r>
+        <w:rPr>
+          <w:rFonts w:eastAsia="Times New Roman" w:cstheme="minorHAnsi"/>
+          <w:color w:val="0F1115"/>
+          <w:lang w:eastAsia="en-IN"/>
+        </w:rPr>
+        <w:t xml:space="preserve"> to deliver </w:t>
+      </w:r>
+      <w:r>
+        <w:rPr>
+          <w:rFonts w:eastAsia="Times New Roman" w:cstheme="minorHAnsi"/>
+          <w:b/>
+          <w:bCs/>
+          <w:color w:val="0F1115"/>
+          <w:lang w:eastAsia="en-IN"/>
+        </w:rPr>
+        <w:t>business-aligned solutions</w:t>
+      </w:r>
+      <w:r>
+        <w:rPr>
+          <w:rFonts w:eastAsia="Times New Roman" w:cstheme="minorHAnsi"/>
+          <w:color w:val="0F1115"/>
+          <w:lang w:eastAsia="en-IN"/>
+        </w:rPr>
+        <w:t>.</w:t>
       </w:r>
     </w:p>
     <w:p>
       <w:pPr>
         <w:shd w:val="clear" w:color="auto" w:fill="FFFFFF"/>
-        <w:spacing w:line="240" w:lineRule="auto"/>
+        <w:spacing w:before="240" w:after="0" w:line="276" w:lineRule="auto"/>
         <w:jc w:val="both"/>
         <w:rPr>
           <w:rFonts w:cstheme="minorHAnsi"/>
@@ -1312,6 +1339,7 @@
           <w:color w:val="0F1115"/>
           <w:sz w:val="28"/>
           <w:szCs w:val="28"/>
+          <w:u w:val="single"/>
         </w:rPr>
       </w:pPr>
       <w:r>
@@ -1322,6 +1350,7 @@
           <w:color w:val="0F1115"/>
           <w:sz w:val="28"/>
           <w:szCs w:val="28"/>
+          <w:u w:val="single"/>
         </w:rPr>
         <w:t>Java Spring Boot Projects</w:t>
       </w:r>
@@ -1336,18 +1365,14 @@
           <w:b/>
           <w:bCs/>
           <w:color w:val="0F1115"/>
-          <w:sz w:val="20"/>
-          <w:szCs w:val="20"/>
-        </w:rPr>
-      </w:pPr>
-      <w:r>
-        <w:rPr>
-          <w:rFonts w:cstheme="minorHAnsi"/>
-          <w:b/>
-          <w:bCs/>
-          <w:color w:val="0F1115"/>
-          <w:sz w:val="20"/>
-          <w:szCs w:val="20"/>
+        </w:rPr>
+      </w:pPr>
+      <w:r>
+        <w:rPr>
+          <w:rFonts w:cstheme="minorHAnsi"/>
+          <w:b/>
+          <w:bCs/>
+          <w:color w:val="0F1115"/>
         </w:rPr>
         <w:t>Fitness Management – Microservices System</w:t>
       </w:r>
@@ -1360,26 +1385,20 @@
         <w:rPr>
           <w:rFonts w:cstheme="minorHAnsi"/>
           <w:color w:val="0F1115"/>
-          <w:sz w:val="20"/>
-          <w:szCs w:val="20"/>
-        </w:rPr>
-      </w:pPr>
-      <w:r>
-        <w:rPr>
-          <w:rFonts w:cstheme="minorHAnsi"/>
-          <w:color w:val="0F1115"/>
-          <w:sz w:val="20"/>
-          <w:szCs w:val="20"/>
+        </w:rPr>
+      </w:pPr>
+      <w:r>
+        <w:rPr>
+          <w:rFonts w:cstheme="minorHAnsi"/>
+          <w:color w:val="0F1115"/>
         </w:rPr>
         <w:t xml:space="preserve">GitHub: </w:t>
       </w:r>
-      <w:hyperlink r:id="rId8" w:history="1">
+      <w:hyperlink r:id="rId7" w:history="1">
         <w:r>
           <w:rPr>
             <w:rStyle w:val="Hyperlink"/>
             <w:rFonts w:cstheme="minorHAnsi"/>
-            <w:sz w:val="20"/>
-            <w:szCs w:val="20"/>
           </w:rPr>
           <w:t>AK1715/</w:t>
         </w:r>
@@ -1388,8 +1407,6 @@
           <w:rPr>
             <w:rStyle w:val="Hyperlink"/>
             <w:rFonts w:cstheme="minorHAnsi"/>
-            <w:sz w:val="20"/>
-            <w:szCs w:val="20"/>
           </w:rPr>
           <w:t>MicroService</w:t>
         </w:r>
@@ -1398,8 +1415,6 @@
           <w:rPr>
             <w:rStyle w:val="Hyperlink"/>
             <w:rFonts w:cstheme="minorHAnsi"/>
-            <w:sz w:val="20"/>
-            <w:szCs w:val="20"/>
           </w:rPr>
           <w:t>-of-Java-Fitness-Management</w:t>
         </w:r>
@@ -1417,17 +1432,13 @@
         <w:rPr>
           <w:rFonts w:eastAsia="Times New Roman" w:cstheme="minorHAnsi"/>
           <w:color w:val="0F1115"/>
-          <w:sz w:val="20"/>
-          <w:szCs w:val="20"/>
-          <w:lang w:eastAsia="en-IN"/>
-        </w:rPr>
-      </w:pPr>
-      <w:r>
-        <w:rPr>
-          <w:rFonts w:eastAsia="Times New Roman" w:cstheme="minorHAnsi"/>
-          <w:color w:val="0F1115"/>
-          <w:sz w:val="20"/>
-          <w:szCs w:val="20"/>
+          <w:lang w:eastAsia="en-IN"/>
+        </w:rPr>
+      </w:pPr>
+      <w:r>
+        <w:rPr>
+          <w:rFonts w:eastAsia="Times New Roman" w:cstheme="minorHAnsi"/>
+          <w:color w:val="0F1115"/>
           <w:lang w:eastAsia="en-IN"/>
         </w:rPr>
         <w:t xml:space="preserve">Developed a </w:t>
@@ -1438,8 +1449,6 @@
           <w:b/>
           <w:bCs/>
           <w:color w:val="0F1115"/>
-          <w:sz w:val="20"/>
-          <w:szCs w:val="20"/>
           <w:lang w:eastAsia="en-IN"/>
         </w:rPr>
         <w:t>microservices-based fitness application</w:t>
@@ -1448,8 +1457,6 @@
         <w:rPr>
           <w:rFonts w:eastAsia="Times New Roman" w:cstheme="minorHAnsi"/>
           <w:color w:val="0F1115"/>
-          <w:sz w:val="20"/>
-          <w:szCs w:val="20"/>
           <w:lang w:eastAsia="en-IN"/>
         </w:rPr>
         <w:t xml:space="preserve"> using </w:t>
@@ -1460,8 +1467,6 @@
           <w:b/>
           <w:bCs/>
           <w:color w:val="0F1115"/>
-          <w:sz w:val="20"/>
-          <w:szCs w:val="20"/>
           <w:lang w:eastAsia="en-IN"/>
         </w:rPr>
         <w:t>Spring Boot</w:t>
@@ -1470,8 +1475,6 @@
         <w:rPr>
           <w:rFonts w:eastAsia="Times New Roman" w:cstheme="minorHAnsi"/>
           <w:color w:val="0F1115"/>
-          <w:sz w:val="20"/>
-          <w:szCs w:val="20"/>
           <w:lang w:eastAsia="en-IN"/>
         </w:rPr>
         <w:t xml:space="preserve"> with independent services communicating via </w:t>
@@ -1482,11 +1485,17 @@
           <w:b/>
           <w:bCs/>
           <w:color w:val="0F1115"/>
-          <w:sz w:val="20"/>
-          <w:szCs w:val="20"/>
           <w:lang w:eastAsia="en-IN"/>
         </w:rPr>
         <w:t>REST APIs</w:t>
+      </w:r>
+      <w:r>
+        <w:rPr>
+          <w:rFonts w:eastAsia="Times New Roman" w:cstheme="minorHAnsi"/>
+          <w:color w:val="0F1115"/>
+          <w:lang w:eastAsia="en-IN"/>
+        </w:rPr>
+        <w:t>.</w:t>
       </w:r>
     </w:p>
     <w:p>
@@ -1501,17 +1510,13 @@
         <w:rPr>
           <w:rFonts w:eastAsia="Times New Roman" w:cstheme="minorHAnsi"/>
           <w:color w:val="0F1115"/>
-          <w:sz w:val="20"/>
-          <w:szCs w:val="20"/>
-          <w:lang w:eastAsia="en-IN"/>
-        </w:rPr>
-      </w:pPr>
-      <w:r>
-        <w:rPr>
-          <w:rFonts w:eastAsia="Times New Roman" w:cstheme="minorHAnsi"/>
-          <w:color w:val="0F1115"/>
-          <w:sz w:val="20"/>
-          <w:szCs w:val="20"/>
+          <w:lang w:eastAsia="en-IN"/>
+        </w:rPr>
+      </w:pPr>
+      <w:r>
+        <w:rPr>
+          <w:rFonts w:eastAsia="Times New Roman" w:cstheme="minorHAnsi"/>
+          <w:color w:val="0F1115"/>
           <w:lang w:eastAsia="en-IN"/>
         </w:rPr>
         <w:t xml:space="preserve">Implemented </w:t>
@@ -1522,8 +1527,6 @@
           <w:b/>
           <w:bCs/>
           <w:color w:val="0F1115"/>
-          <w:sz w:val="20"/>
-          <w:szCs w:val="20"/>
           <w:lang w:eastAsia="en-IN"/>
         </w:rPr>
         <w:t>centralized configuration management</w:t>
@@ -1532,8 +1535,6 @@
         <w:rPr>
           <w:rFonts w:eastAsia="Times New Roman" w:cstheme="minorHAnsi"/>
           <w:color w:val="0F1115"/>
-          <w:sz w:val="20"/>
-          <w:szCs w:val="20"/>
           <w:lang w:eastAsia="en-IN"/>
         </w:rPr>
         <w:t xml:space="preserve"> </w:t>
@@ -1544,8 +1545,6 @@
           <w:b/>
           <w:bCs/>
           <w:color w:val="0F1115"/>
-          <w:sz w:val="20"/>
-          <w:szCs w:val="20"/>
           <w:lang w:eastAsia="en-IN"/>
         </w:rPr>
         <w:t>using Spring Cloud Config Server</w:t>
@@ -1554,8 +1553,6 @@
         <w:rPr>
           <w:rFonts w:eastAsia="Times New Roman" w:cstheme="minorHAnsi"/>
           <w:color w:val="0F1115"/>
-          <w:sz w:val="20"/>
-          <w:szCs w:val="20"/>
           <w:lang w:eastAsia="en-IN"/>
         </w:rPr>
         <w:t xml:space="preserve"> and </w:t>
@@ -1566,8 +1563,6 @@
           <w:b/>
           <w:bCs/>
           <w:color w:val="0F1115"/>
-          <w:sz w:val="20"/>
-          <w:szCs w:val="20"/>
           <w:lang w:eastAsia="en-IN"/>
         </w:rPr>
         <w:t>service discovery</w:t>
@@ -1576,8 +1571,6 @@
         <w:rPr>
           <w:rFonts w:eastAsia="Times New Roman" w:cstheme="minorHAnsi"/>
           <w:color w:val="0F1115"/>
-          <w:sz w:val="20"/>
-          <w:szCs w:val="20"/>
           <w:lang w:eastAsia="en-IN"/>
         </w:rPr>
         <w:t xml:space="preserve"> with </w:t>
@@ -1588,11 +1581,17 @@
           <w:b/>
           <w:bCs/>
           <w:color w:val="0F1115"/>
-          <w:sz w:val="20"/>
-          <w:szCs w:val="20"/>
           <w:lang w:eastAsia="en-IN"/>
         </w:rPr>
         <w:t>Eureka</w:t>
+      </w:r>
+      <w:r>
+        <w:rPr>
+          <w:rFonts w:eastAsia="Times New Roman" w:cstheme="minorHAnsi"/>
+          <w:color w:val="0F1115"/>
+          <w:lang w:eastAsia="en-IN"/>
+        </w:rPr>
+        <w:t>.</w:t>
       </w:r>
     </w:p>
     <w:p>
@@ -1607,17 +1606,13 @@
         <w:rPr>
           <w:rFonts w:eastAsia="Times New Roman" w:cstheme="minorHAnsi"/>
           <w:color w:val="0F1115"/>
-          <w:sz w:val="20"/>
-          <w:szCs w:val="20"/>
-          <w:lang w:eastAsia="en-IN"/>
-        </w:rPr>
-      </w:pPr>
-      <w:r>
-        <w:rPr>
-          <w:rFonts w:eastAsia="Times New Roman" w:cstheme="minorHAnsi"/>
-          <w:color w:val="0F1115"/>
-          <w:sz w:val="20"/>
-          <w:szCs w:val="20"/>
+          <w:lang w:eastAsia="en-IN"/>
+        </w:rPr>
+      </w:pPr>
+      <w:r>
+        <w:rPr>
+          <w:rFonts w:eastAsia="Times New Roman" w:cstheme="minorHAnsi"/>
+          <w:color w:val="0F1115"/>
           <w:lang w:eastAsia="en-IN"/>
         </w:rPr>
         <w:t xml:space="preserve">Secured all microservices using </w:t>
@@ -1628,8 +1623,6 @@
           <w:b/>
           <w:bCs/>
           <w:color w:val="0F1115"/>
-          <w:sz w:val="20"/>
-          <w:szCs w:val="20"/>
           <w:lang w:eastAsia="en-IN"/>
         </w:rPr>
         <w:t>OAuth2</w:t>
@@ -1638,8 +1631,6 @@
         <w:rPr>
           <w:rFonts w:eastAsia="Times New Roman" w:cstheme="minorHAnsi"/>
           <w:color w:val="0F1115"/>
-          <w:sz w:val="20"/>
-          <w:szCs w:val="20"/>
           <w:lang w:eastAsia="en-IN"/>
         </w:rPr>
         <w:t xml:space="preserve"> and implemented </w:t>
@@ -1650,8 +1641,6 @@
           <w:b/>
           <w:bCs/>
           <w:color w:val="0F1115"/>
-          <w:sz w:val="20"/>
-          <w:szCs w:val="20"/>
           <w:lang w:eastAsia="en-IN"/>
         </w:rPr>
         <w:t>API Gateway</w:t>
@@ -1660,31 +1649,17 @@
         <w:rPr>
           <w:rFonts w:eastAsia="Times New Roman" w:cstheme="minorHAnsi"/>
           <w:color w:val="0F1115"/>
-          <w:sz w:val="20"/>
-          <w:szCs w:val="20"/>
-          <w:lang w:eastAsia="en-IN"/>
-        </w:rPr>
-        <w:t xml:space="preserve"> as single</w:t>
-      </w:r>
-      <w:r>
-        <w:rPr>
-          <w:rFonts w:eastAsia="Times New Roman" w:cstheme="minorHAnsi"/>
-          <w:color w:val="0F1115"/>
-          <w:sz w:val="20"/>
-          <w:szCs w:val="20"/>
-          <w:lang w:eastAsia="en-IN"/>
-        </w:rPr>
-        <w:t>-e</w:t>
-      </w:r>
-      <w:r>
-        <w:rPr>
-          <w:rFonts w:eastAsia="Times New Roman" w:cstheme="minorHAnsi"/>
-          <w:color w:val="0F1115"/>
-          <w:sz w:val="20"/>
-          <w:szCs w:val="20"/>
-          <w:lang w:eastAsia="en-IN"/>
-        </w:rPr>
-        <w:t>ntry point</w:t>
+          <w:lang w:eastAsia="en-IN"/>
+        </w:rPr>
+        <w:t xml:space="preserve"> as single-entry point</w:t>
+      </w:r>
+      <w:r>
+        <w:rPr>
+          <w:rFonts w:eastAsia="Times New Roman" w:cstheme="minorHAnsi"/>
+          <w:color w:val="0F1115"/>
+          <w:lang w:eastAsia="en-IN"/>
+        </w:rPr>
+        <w:t>.</w:t>
       </w:r>
     </w:p>
     <w:p>
@@ -1699,17 +1674,13 @@
         <w:rPr>
           <w:rFonts w:eastAsia="Times New Roman" w:cstheme="minorHAnsi"/>
           <w:color w:val="0F1115"/>
-          <w:sz w:val="20"/>
-          <w:szCs w:val="20"/>
-          <w:lang w:eastAsia="en-IN"/>
-        </w:rPr>
-      </w:pPr>
-      <w:r>
-        <w:rPr>
-          <w:rFonts w:eastAsia="Times New Roman" w:cstheme="minorHAnsi"/>
-          <w:color w:val="0F1115"/>
-          <w:sz w:val="20"/>
-          <w:szCs w:val="20"/>
+          <w:lang w:eastAsia="en-IN"/>
+        </w:rPr>
+      </w:pPr>
+      <w:r>
+        <w:rPr>
+          <w:rFonts w:eastAsia="Times New Roman" w:cstheme="minorHAnsi"/>
+          <w:color w:val="0F1115"/>
           <w:lang w:eastAsia="en-IN"/>
         </w:rPr>
         <w:t xml:space="preserve">Integrated </w:t>
@@ -1720,8 +1691,6 @@
           <w:b/>
           <w:bCs/>
           <w:color w:val="0F1115"/>
-          <w:sz w:val="20"/>
-          <w:szCs w:val="20"/>
           <w:lang w:eastAsia="en-IN"/>
         </w:rPr>
         <w:t>Apache Kafka</w:t>
@@ -1730,8 +1699,6 @@
         <w:rPr>
           <w:rFonts w:eastAsia="Times New Roman" w:cstheme="minorHAnsi"/>
           <w:color w:val="0F1115"/>
-          <w:sz w:val="20"/>
-          <w:szCs w:val="20"/>
           <w:lang w:eastAsia="en-IN"/>
         </w:rPr>
         <w:t xml:space="preserve"> for </w:t>
@@ -1742,8 +1709,6 @@
           <w:b/>
           <w:bCs/>
           <w:color w:val="0F1115"/>
-          <w:sz w:val="20"/>
-          <w:szCs w:val="20"/>
           <w:lang w:eastAsia="en-IN"/>
         </w:rPr>
         <w:t>asynchronous</w:t>
@@ -1752,8 +1717,6 @@
         <w:rPr>
           <w:rFonts w:eastAsia="Times New Roman" w:cstheme="minorHAnsi"/>
           <w:color w:val="0F1115"/>
-          <w:sz w:val="20"/>
-          <w:szCs w:val="20"/>
           <w:lang w:eastAsia="en-IN"/>
         </w:rPr>
         <w:t xml:space="preserve">, </w:t>
@@ -1764,8 +1727,6 @@
           <w:b/>
           <w:bCs/>
           <w:color w:val="0F1115"/>
-          <w:sz w:val="20"/>
-          <w:szCs w:val="20"/>
           <w:lang w:eastAsia="en-IN"/>
         </w:rPr>
         <w:t>event-driven communication</w:t>
@@ -1774,11 +1735,17 @@
         <w:rPr>
           <w:rFonts w:eastAsia="Times New Roman" w:cstheme="minorHAnsi"/>
           <w:color w:val="0F1115"/>
-          <w:sz w:val="20"/>
-          <w:szCs w:val="20"/>
           <w:lang w:eastAsia="en-IN"/>
         </w:rPr>
         <w:t xml:space="preserve"> between services</w:t>
+      </w:r>
+      <w:r>
+        <w:rPr>
+          <w:rFonts w:eastAsia="Times New Roman" w:cstheme="minorHAnsi"/>
+          <w:color w:val="0F1115"/>
+          <w:lang w:eastAsia="en-IN"/>
+        </w:rPr>
+        <w:t>.</w:t>
       </w:r>
     </w:p>
     <w:p>
@@ -1793,17 +1760,13 @@
         <w:rPr>
           <w:rFonts w:eastAsia="Times New Roman" w:cstheme="minorHAnsi"/>
           <w:color w:val="0F1115"/>
-          <w:sz w:val="20"/>
-          <w:szCs w:val="20"/>
-          <w:lang w:eastAsia="en-IN"/>
-        </w:rPr>
-      </w:pPr>
-      <w:r>
-        <w:rPr>
-          <w:rFonts w:eastAsia="Times New Roman" w:cstheme="minorHAnsi"/>
-          <w:color w:val="0F1115"/>
-          <w:sz w:val="20"/>
-          <w:szCs w:val="20"/>
+          <w:lang w:eastAsia="en-IN"/>
+        </w:rPr>
+      </w:pPr>
+      <w:r>
+        <w:rPr>
+          <w:rFonts w:eastAsia="Times New Roman" w:cstheme="minorHAnsi"/>
+          <w:color w:val="0F1115"/>
           <w:lang w:eastAsia="en-IN"/>
         </w:rPr>
         <w:t xml:space="preserve">Designed </w:t>
@@ -1814,8 +1777,6 @@
           <w:b/>
           <w:bCs/>
           <w:color w:val="0F1115"/>
-          <w:sz w:val="20"/>
-          <w:szCs w:val="20"/>
           <w:lang w:eastAsia="en-IN"/>
         </w:rPr>
         <w:t>scalable architecture</w:t>
@@ -1824,8 +1785,6 @@
         <w:rPr>
           <w:rFonts w:eastAsia="Times New Roman" w:cstheme="minorHAnsi"/>
           <w:color w:val="0F1115"/>
-          <w:sz w:val="20"/>
-          <w:szCs w:val="20"/>
           <w:lang w:eastAsia="en-IN"/>
         </w:rPr>
         <w:t xml:space="preserve"> with </w:t>
@@ -1836,8 +1795,6 @@
           <w:b/>
           <w:bCs/>
           <w:color w:val="0F1115"/>
-          <w:sz w:val="20"/>
-          <w:szCs w:val="20"/>
           <w:lang w:eastAsia="en-IN"/>
         </w:rPr>
         <w:t>loose coupling</w:t>
@@ -1846,8 +1803,6 @@
         <w:rPr>
           <w:rFonts w:eastAsia="Times New Roman" w:cstheme="minorHAnsi"/>
           <w:color w:val="0F1115"/>
-          <w:sz w:val="20"/>
-          <w:szCs w:val="20"/>
           <w:lang w:eastAsia="en-IN"/>
         </w:rPr>
         <w:t xml:space="preserve"> and </w:t>
@@ -1858,11 +1813,17 @@
           <w:b/>
           <w:bCs/>
           <w:color w:val="0F1115"/>
-          <w:sz w:val="20"/>
-          <w:szCs w:val="20"/>
           <w:lang w:eastAsia="en-IN"/>
         </w:rPr>
         <w:t>fault-tolerant service communication</w:t>
+      </w:r>
+      <w:r>
+        <w:rPr>
+          <w:rFonts w:eastAsia="Times New Roman" w:cstheme="minorHAnsi"/>
+          <w:color w:val="0F1115"/>
+          <w:lang w:eastAsia="en-IN"/>
+        </w:rPr>
+        <w:t>.</w:t>
       </w:r>
     </w:p>
     <w:p>
@@ -1874,8 +1835,6 @@
           <w:rStyle w:val="Strong"/>
           <w:rFonts w:cstheme="minorHAnsi"/>
           <w:color w:val="0F1115"/>
-          <w:sz w:val="20"/>
-          <w:szCs w:val="20"/>
           <w:shd w:val="clear" w:color="auto" w:fill="FFFFFF"/>
         </w:rPr>
       </w:pPr>
@@ -1884,8 +1843,6 @@
           <w:rStyle w:val="Strong"/>
           <w:rFonts w:cstheme="minorHAnsi"/>
           <w:color w:val="0F1115"/>
-          <w:sz w:val="20"/>
-          <w:szCs w:val="20"/>
           <w:shd w:val="clear" w:color="auto" w:fill="FFFFFF"/>
         </w:rPr>
         <w:t>Fitness Tracker</w:t>
@@ -1895,8 +1852,6 @@
           <w:rStyle w:val="Strong"/>
           <w:rFonts w:cstheme="minorHAnsi"/>
           <w:color w:val="0F1115"/>
-          <w:sz w:val="20"/>
-          <w:szCs w:val="20"/>
           <w:shd w:val="clear" w:color="auto" w:fill="FFFFFF"/>
         </w:rPr>
         <w:t xml:space="preserve"> </w:t>
@@ -1906,8 +1861,6 @@
           <w:rStyle w:val="Strong"/>
           <w:rFonts w:cstheme="minorHAnsi"/>
           <w:color w:val="0F1115"/>
-          <w:sz w:val="20"/>
-          <w:szCs w:val="20"/>
           <w:shd w:val="clear" w:color="auto" w:fill="FFFFFF"/>
         </w:rPr>
         <w:t>Secure REST API with Spring Security</w:t>
@@ -1921,48 +1874,30 @@
         <w:rPr>
           <w:rFonts w:eastAsia="Times New Roman" w:cstheme="minorHAnsi"/>
           <w:color w:val="0F1115"/>
-          <w:sz w:val="18"/>
-          <w:szCs w:val="18"/>
-          <w:lang w:eastAsia="en-IN"/>
-        </w:rPr>
-      </w:pPr>
-      <w:r>
-        <w:rPr>
-          <w:rFonts w:eastAsia="Times New Roman" w:cstheme="minorHAnsi"/>
-          <w:color w:val="0F1115"/>
-          <w:sz w:val="20"/>
-          <w:szCs w:val="20"/>
-          <w:lang w:eastAsia="en-IN"/>
-        </w:rPr>
-        <w:t>GitHub</w:t>
-      </w:r>
-      <w:r>
-        <w:rPr>
-          <w:rFonts w:eastAsia="Times New Roman" w:cstheme="minorHAnsi"/>
-          <w:color w:val="0F1115"/>
-          <w:sz w:val="18"/>
-          <w:szCs w:val="18"/>
-          <w:lang w:eastAsia="en-IN"/>
-        </w:rPr>
-        <w:t>:</w:t>
-      </w:r>
-      <w:r>
-        <w:rPr>
-          <w:rFonts w:eastAsia="Times New Roman" w:cstheme="minorHAnsi"/>
-          <w:color w:val="0F1115"/>
-          <w:sz w:val="18"/>
-          <w:szCs w:val="18"/>
+          <w:lang w:eastAsia="en-IN"/>
+        </w:rPr>
+      </w:pPr>
+      <w:r>
+        <w:rPr>
+          <w:rFonts w:eastAsia="Times New Roman" w:cstheme="minorHAnsi"/>
+          <w:color w:val="0F1115"/>
+          <w:lang w:eastAsia="en-IN"/>
+        </w:rPr>
+        <w:t>GitHub:</w:t>
+      </w:r>
+      <w:r>
+        <w:rPr>
+          <w:rFonts w:eastAsia="Times New Roman" w:cstheme="minorHAnsi"/>
+          <w:color w:val="0F1115"/>
           <w:lang w:eastAsia="en-IN"/>
         </w:rPr>
         <w:t xml:space="preserve"> </w:t>
       </w:r>
-      <w:hyperlink r:id="rId9" w:history="1">
+      <w:hyperlink r:id="rId8" w:history="1">
         <w:r>
           <w:rPr>
             <w:rStyle w:val="Hyperlink"/>
             <w:rFonts w:eastAsia="Times New Roman" w:cstheme="minorHAnsi"/>
-            <w:sz w:val="20"/>
-            <w:szCs w:val="20"/>
             <w:lang w:eastAsia="en-IN"/>
           </w:rPr>
           <w:t>AK1715/fitness-monolith</w:t>
@@ -1981,17 +1916,13 @@
         <w:rPr>
           <w:rFonts w:eastAsia="Times New Roman" w:cstheme="minorHAnsi"/>
           <w:color w:val="0F1115"/>
-          <w:sz w:val="20"/>
-          <w:szCs w:val="20"/>
-          <w:lang w:eastAsia="en-IN"/>
-        </w:rPr>
-      </w:pPr>
-      <w:r>
-        <w:rPr>
-          <w:rFonts w:eastAsia="Times New Roman" w:cstheme="minorHAnsi"/>
-          <w:color w:val="0F1115"/>
-          <w:sz w:val="20"/>
-          <w:szCs w:val="20"/>
+          <w:lang w:eastAsia="en-IN"/>
+        </w:rPr>
+      </w:pPr>
+      <w:r>
+        <w:rPr>
+          <w:rFonts w:eastAsia="Times New Roman" w:cstheme="minorHAnsi"/>
+          <w:color w:val="0F1115"/>
           <w:lang w:eastAsia="en-IN"/>
         </w:rPr>
         <w:t xml:space="preserve">Built </w:t>
@@ -2002,8 +1933,6 @@
           <w:b/>
           <w:bCs/>
           <w:color w:val="0F1115"/>
-          <w:sz w:val="20"/>
-          <w:szCs w:val="20"/>
           <w:lang w:eastAsia="en-IN"/>
         </w:rPr>
         <w:t>Spring Boot REST API</w:t>
@@ -2012,8 +1941,6 @@
         <w:rPr>
           <w:rFonts w:eastAsia="Times New Roman" w:cstheme="minorHAnsi"/>
           <w:color w:val="0F1115"/>
-          <w:sz w:val="20"/>
-          <w:szCs w:val="20"/>
           <w:lang w:eastAsia="en-IN"/>
         </w:rPr>
         <w:t xml:space="preserve"> with </w:t>
@@ -2024,8 +1951,6 @@
           <w:b/>
           <w:bCs/>
           <w:color w:val="0F1115"/>
-          <w:sz w:val="20"/>
-          <w:szCs w:val="20"/>
           <w:lang w:eastAsia="en-IN"/>
         </w:rPr>
         <w:t>JWT-based authentication</w:t>
@@ -2034,8 +1959,6 @@
         <w:rPr>
           <w:rFonts w:eastAsia="Times New Roman" w:cstheme="minorHAnsi"/>
           <w:color w:val="0F1115"/>
-          <w:sz w:val="20"/>
-          <w:szCs w:val="20"/>
           <w:lang w:eastAsia="en-IN"/>
         </w:rPr>
         <w:t xml:space="preserve"> and </w:t>
@@ -2046,8 +1969,6 @@
           <w:b/>
           <w:bCs/>
           <w:color w:val="0F1115"/>
-          <w:sz w:val="20"/>
-          <w:szCs w:val="20"/>
           <w:lang w:eastAsia="en-IN"/>
         </w:rPr>
         <w:t>Role-Based Access Control (RBAC)</w:t>
@@ -2056,8 +1977,6 @@
         <w:rPr>
           <w:rFonts w:eastAsia="Times New Roman" w:cstheme="minorHAnsi"/>
           <w:color w:val="0F1115"/>
-          <w:sz w:val="20"/>
-          <w:szCs w:val="20"/>
           <w:lang w:eastAsia="en-IN"/>
         </w:rPr>
         <w:t xml:space="preserve"> using </w:t>
@@ -2068,11 +1987,17 @@
           <w:b/>
           <w:bCs/>
           <w:color w:val="0F1115"/>
-          <w:sz w:val="20"/>
-          <w:szCs w:val="20"/>
           <w:lang w:eastAsia="en-IN"/>
         </w:rPr>
         <w:t>Spring Security</w:t>
+      </w:r>
+      <w:r>
+        <w:rPr>
+          <w:rFonts w:eastAsia="Times New Roman" w:cstheme="minorHAnsi"/>
+          <w:color w:val="0F1115"/>
+          <w:lang w:eastAsia="en-IN"/>
+        </w:rPr>
+        <w:t>.</w:t>
       </w:r>
     </w:p>
     <w:p>
@@ -2087,17 +2012,13 @@
         <w:rPr>
           <w:rFonts w:eastAsia="Times New Roman" w:cstheme="minorHAnsi"/>
           <w:color w:val="0F1115"/>
-          <w:sz w:val="20"/>
-          <w:szCs w:val="20"/>
-          <w:lang w:eastAsia="en-IN"/>
-        </w:rPr>
-      </w:pPr>
-      <w:r>
-        <w:rPr>
-          <w:rFonts w:eastAsia="Times New Roman" w:cstheme="minorHAnsi"/>
-          <w:color w:val="0F1115"/>
-          <w:sz w:val="20"/>
-          <w:szCs w:val="20"/>
+          <w:lang w:eastAsia="en-IN"/>
+        </w:rPr>
+      </w:pPr>
+      <w:r>
+        <w:rPr>
+          <w:rFonts w:eastAsia="Times New Roman" w:cstheme="minorHAnsi"/>
+          <w:color w:val="0F1115"/>
           <w:lang w:eastAsia="en-IN"/>
         </w:rPr>
         <w:t xml:space="preserve">Implemented </w:t>
@@ -2108,8 +2029,6 @@
           <w:b/>
           <w:bCs/>
           <w:color w:val="0F1115"/>
-          <w:sz w:val="20"/>
-          <w:szCs w:val="20"/>
           <w:lang w:eastAsia="en-IN"/>
         </w:rPr>
         <w:t>data persistence</w:t>
@@ -2118,8 +2037,6 @@
         <w:rPr>
           <w:rFonts w:eastAsia="Times New Roman" w:cstheme="minorHAnsi"/>
           <w:color w:val="0F1115"/>
-          <w:sz w:val="20"/>
-          <w:szCs w:val="20"/>
           <w:lang w:eastAsia="en-IN"/>
         </w:rPr>
         <w:t xml:space="preserve"> with </w:t>
@@ -2130,8 +2047,6 @@
           <w:b/>
           <w:bCs/>
           <w:color w:val="0F1115"/>
-          <w:sz w:val="20"/>
-          <w:szCs w:val="20"/>
           <w:lang w:eastAsia="en-IN"/>
         </w:rPr>
         <w:t>PostgreSQL</w:t>
@@ -2139,21 +2054,35 @@
       <w:r>
         <w:rPr>
           <w:rFonts w:eastAsia="Times New Roman" w:cstheme="minorHAnsi"/>
-          <w:color w:val="0F1115"/>
-          <w:sz w:val="20"/>
-          <w:szCs w:val="20"/>
-          <w:lang w:eastAsia="en-IN"/>
-        </w:rPr>
-        <w:t xml:space="preserve"> and </w:t>
-      </w:r>
-      <w:r>
-        <w:rPr>
-          <w:rFonts w:eastAsia="Times New Roman" w:cstheme="minorHAnsi"/>
-          <w:b/>
-          <w:bCs/>
-          <w:color w:val="0F1115"/>
-          <w:sz w:val="20"/>
-          <w:szCs w:val="20"/>
+          <w:b/>
+          <w:bCs/>
+          <w:color w:val="0F1115"/>
+          <w:lang w:eastAsia="en-IN"/>
+        </w:rPr>
+        <w:t xml:space="preserve"> </w:t>
+      </w:r>
+      <w:r>
+        <w:rPr>
+          <w:rFonts w:eastAsia="Times New Roman" w:cstheme="minorHAnsi"/>
+          <w:color w:val="0F1115"/>
+          <w:lang w:eastAsia="en-IN"/>
+        </w:rPr>
+        <w:t>using</w:t>
+      </w:r>
+      <w:r>
+        <w:rPr>
+          <w:rFonts w:eastAsia="Times New Roman" w:cstheme="minorHAnsi"/>
+          <w:color w:val="0F1115"/>
+          <w:lang w:eastAsia="en-IN"/>
+        </w:rPr>
+        <w:t xml:space="preserve"> </w:t>
+      </w:r>
+      <w:r>
+        <w:rPr>
+          <w:rFonts w:eastAsia="Times New Roman" w:cstheme="minorHAnsi"/>
+          <w:b/>
+          <w:bCs/>
+          <w:color w:val="0F1115"/>
           <w:lang w:eastAsia="en-IN"/>
         </w:rPr>
         <w:t>JPA/Hibernate</w:t>
@@ -2162,8 +2091,6 @@
         <w:rPr>
           <w:rFonts w:eastAsia="Times New Roman" w:cstheme="minorHAnsi"/>
           <w:color w:val="0F1115"/>
-          <w:sz w:val="20"/>
-          <w:szCs w:val="20"/>
           <w:lang w:eastAsia="en-IN"/>
         </w:rPr>
         <w:t xml:space="preserve">, optimizing </w:t>
@@ -2174,11 +2101,17 @@
           <w:b/>
           <w:bCs/>
           <w:color w:val="0F1115"/>
-          <w:sz w:val="20"/>
-          <w:szCs w:val="20"/>
           <w:lang w:eastAsia="en-IN"/>
         </w:rPr>
         <w:t>database operations</w:t>
+      </w:r>
+      <w:r>
+        <w:rPr>
+          <w:rFonts w:eastAsia="Times New Roman" w:cstheme="minorHAnsi"/>
+          <w:color w:val="0F1115"/>
+          <w:lang w:eastAsia="en-IN"/>
+        </w:rPr>
+        <w:t>.</w:t>
       </w:r>
     </w:p>
     <w:p>
@@ -2193,17 +2126,13 @@
         <w:rPr>
           <w:rFonts w:eastAsia="Times New Roman" w:cstheme="minorHAnsi"/>
           <w:color w:val="0F1115"/>
-          <w:sz w:val="20"/>
-          <w:szCs w:val="20"/>
-          <w:lang w:eastAsia="en-IN"/>
-        </w:rPr>
-      </w:pPr>
-      <w:r>
-        <w:rPr>
-          <w:rFonts w:eastAsia="Times New Roman" w:cstheme="minorHAnsi"/>
-          <w:color w:val="0F1115"/>
-          <w:sz w:val="20"/>
-          <w:szCs w:val="20"/>
+          <w:lang w:eastAsia="en-IN"/>
+        </w:rPr>
+      </w:pPr>
+      <w:r>
+        <w:rPr>
+          <w:rFonts w:eastAsia="Times New Roman" w:cstheme="minorHAnsi"/>
+          <w:color w:val="0F1115"/>
           <w:lang w:eastAsia="en-IN"/>
         </w:rPr>
         <w:t xml:space="preserve">Containerized application using </w:t>
@@ -2214,8 +2143,6 @@
           <w:b/>
           <w:bCs/>
           <w:color w:val="0F1115"/>
-          <w:sz w:val="20"/>
-          <w:szCs w:val="20"/>
           <w:lang w:eastAsia="en-IN"/>
         </w:rPr>
         <w:t>Docker</w:t>
@@ -2224,8 +2151,6 @@
         <w:rPr>
           <w:rFonts w:eastAsia="Times New Roman" w:cstheme="minorHAnsi"/>
           <w:color w:val="0F1115"/>
-          <w:sz w:val="20"/>
-          <w:szCs w:val="20"/>
           <w:lang w:eastAsia="en-IN"/>
         </w:rPr>
         <w:t xml:space="preserve"> and deployed on </w:t>
@@ -2236,11 +2161,17 @@
           <w:b/>
           <w:bCs/>
           <w:color w:val="0F1115"/>
-          <w:sz w:val="20"/>
-          <w:szCs w:val="20"/>
           <w:lang w:eastAsia="en-IN"/>
         </w:rPr>
         <w:t>Render cloud platform</w:t>
+      </w:r>
+      <w:r>
+        <w:rPr>
+          <w:rFonts w:eastAsia="Times New Roman" w:cstheme="minorHAnsi"/>
+          <w:color w:val="0F1115"/>
+          <w:lang w:eastAsia="en-IN"/>
+        </w:rPr>
+        <w:t>.</w:t>
       </w:r>
     </w:p>
     <w:p>
@@ -2255,17 +2186,13 @@
         <w:rPr>
           <w:rFonts w:eastAsia="Times New Roman" w:cstheme="minorHAnsi"/>
           <w:color w:val="0F1115"/>
-          <w:sz w:val="20"/>
-          <w:szCs w:val="20"/>
-          <w:lang w:eastAsia="en-IN"/>
-        </w:rPr>
-      </w:pPr>
-      <w:r>
-        <w:rPr>
-          <w:rFonts w:eastAsia="Times New Roman" w:cstheme="minorHAnsi"/>
-          <w:color w:val="0F1115"/>
-          <w:sz w:val="20"/>
-          <w:szCs w:val="20"/>
+          <w:lang w:eastAsia="en-IN"/>
+        </w:rPr>
+      </w:pPr>
+      <w:r>
+        <w:rPr>
+          <w:rFonts w:eastAsia="Times New Roman" w:cstheme="minorHAnsi"/>
+          <w:color w:val="0F1115"/>
           <w:lang w:eastAsia="en-IN"/>
         </w:rPr>
         <w:t xml:space="preserve">Integrated </w:t>
@@ -2276,8 +2203,6 @@
           <w:b/>
           <w:bCs/>
           <w:color w:val="0F1115"/>
-          <w:sz w:val="20"/>
-          <w:szCs w:val="20"/>
           <w:lang w:eastAsia="en-IN"/>
         </w:rPr>
         <w:t>Swagger</w:t>
@@ -2286,8 +2211,6 @@
         <w:rPr>
           <w:rFonts w:eastAsia="Times New Roman" w:cstheme="minorHAnsi"/>
           <w:color w:val="0F1115"/>
-          <w:sz w:val="20"/>
-          <w:szCs w:val="20"/>
           <w:lang w:eastAsia="en-IN"/>
         </w:rPr>
         <w:t xml:space="preserve"> for comprehensive </w:t>
@@ -2298,8 +2221,6 @@
           <w:b/>
           <w:bCs/>
           <w:color w:val="0F1115"/>
-          <w:sz w:val="20"/>
-          <w:szCs w:val="20"/>
           <w:lang w:eastAsia="en-IN"/>
         </w:rPr>
         <w:t>API documentation</w:t>
@@ -2308,8 +2229,6 @@
         <w:rPr>
           <w:rFonts w:eastAsia="Times New Roman" w:cstheme="minorHAnsi"/>
           <w:color w:val="0F1115"/>
-          <w:sz w:val="20"/>
-          <w:szCs w:val="20"/>
           <w:lang w:eastAsia="en-IN"/>
         </w:rPr>
         <w:t xml:space="preserve"> and </w:t>
@@ -2320,11 +2239,17 @@
           <w:b/>
           <w:bCs/>
           <w:color w:val="0F1115"/>
-          <w:sz w:val="20"/>
-          <w:szCs w:val="20"/>
           <w:lang w:eastAsia="en-IN"/>
         </w:rPr>
         <w:t>testing</w:t>
+      </w:r>
+      <w:r>
+        <w:rPr>
+          <w:rFonts w:eastAsia="Times New Roman" w:cstheme="minorHAnsi"/>
+          <w:color w:val="0F1115"/>
+          <w:lang w:eastAsia="en-IN"/>
+        </w:rPr>
+        <w:t>.</w:t>
       </w:r>
     </w:p>
     <w:p>
@@ -2339,17 +2264,13 @@
         <w:rPr>
           <w:rFonts w:eastAsia="Times New Roman" w:cstheme="minorHAnsi"/>
           <w:color w:val="0F1115"/>
-          <w:sz w:val="20"/>
-          <w:szCs w:val="20"/>
-          <w:lang w:eastAsia="en-IN"/>
-        </w:rPr>
-      </w:pPr>
-      <w:r>
-        <w:rPr>
-          <w:rFonts w:eastAsia="Times New Roman" w:cstheme="minorHAnsi"/>
-          <w:color w:val="0F1115"/>
-          <w:sz w:val="20"/>
-          <w:szCs w:val="20"/>
+          <w:lang w:eastAsia="en-IN"/>
+        </w:rPr>
+      </w:pPr>
+      <w:r>
+        <w:rPr>
+          <w:rFonts w:eastAsia="Times New Roman" w:cstheme="minorHAnsi"/>
+          <w:color w:val="0F1115"/>
           <w:lang w:eastAsia="en-IN"/>
         </w:rPr>
         <w:t xml:space="preserve">Designed </w:t>
@@ -2360,8 +2281,6 @@
           <w:b/>
           <w:bCs/>
           <w:color w:val="0F1115"/>
-          <w:sz w:val="20"/>
-          <w:szCs w:val="20"/>
           <w:lang w:eastAsia="en-IN"/>
         </w:rPr>
         <w:t>secure endpoints</w:t>
@@ -2370,8 +2289,6 @@
         <w:rPr>
           <w:rFonts w:eastAsia="Times New Roman" w:cstheme="minorHAnsi"/>
           <w:color w:val="0F1115"/>
-          <w:sz w:val="20"/>
-          <w:szCs w:val="20"/>
           <w:lang w:eastAsia="en-IN"/>
         </w:rPr>
         <w:t xml:space="preserve"> with proper </w:t>
@@ -2382,8 +2299,6 @@
           <w:b/>
           <w:bCs/>
           <w:color w:val="0F1115"/>
-          <w:sz w:val="20"/>
-          <w:szCs w:val="20"/>
           <w:lang w:eastAsia="en-IN"/>
         </w:rPr>
         <w:t>validation</w:t>
@@ -2392,8 +2307,6 @@
         <w:rPr>
           <w:rFonts w:eastAsia="Times New Roman" w:cstheme="minorHAnsi"/>
           <w:color w:val="0F1115"/>
-          <w:sz w:val="20"/>
-          <w:szCs w:val="20"/>
           <w:lang w:eastAsia="en-IN"/>
         </w:rPr>
         <w:t xml:space="preserve"> and </w:t>
@@ -2404,8 +2317,6 @@
           <w:b/>
           <w:bCs/>
           <w:color w:val="0F1115"/>
-          <w:sz w:val="20"/>
-          <w:szCs w:val="20"/>
           <w:lang w:eastAsia="en-IN"/>
         </w:rPr>
         <w:t>exception</w:t>
@@ -2414,8 +2325,6 @@
         <w:rPr>
           <w:rFonts w:eastAsia="Times New Roman" w:cstheme="minorHAnsi"/>
           <w:color w:val="0F1115"/>
-          <w:sz w:val="20"/>
-          <w:szCs w:val="20"/>
           <w:lang w:eastAsia="en-IN"/>
         </w:rPr>
         <w:t xml:space="preserve"> </w:t>
@@ -2426,11 +2335,71 @@
           <w:b/>
           <w:bCs/>
           <w:color w:val="0F1115"/>
-          <w:sz w:val="20"/>
-          <w:szCs w:val="20"/>
           <w:lang w:eastAsia="en-IN"/>
         </w:rPr>
         <w:t>handling</w:t>
+      </w:r>
+      <w:r>
+        <w:rPr>
+          <w:rFonts w:eastAsia="Times New Roman" w:cstheme="minorHAnsi"/>
+          <w:color w:val="0F1115"/>
+          <w:lang w:eastAsia="en-IN"/>
+        </w:rPr>
+        <w:t>.</w:t>
+      </w:r>
+    </w:p>
+    <w:p>
+      <w:pPr>
+        <w:shd w:val="clear" w:color="auto" w:fill="FFFFFF"/>
+        <w:spacing w:before="240" w:after="0" w:line="276" w:lineRule="auto"/>
+        <w:jc w:val="both"/>
+        <w:rPr>
+          <w:rFonts w:eastAsia="Times New Roman" w:cstheme="minorHAnsi"/>
+          <w:b/>
+          <w:bCs/>
+          <w:color w:val="0F1115"/>
+          <w:sz w:val="28"/>
+          <w:szCs w:val="28"/>
+          <w:u w:val="single"/>
+          <w:lang w:eastAsia="en-IN"/>
+        </w:rPr>
+      </w:pPr>
+      <w:r>
+        <w:rPr>
+          <w:rFonts w:eastAsia="Times New Roman" w:cstheme="minorHAnsi"/>
+          <w:b/>
+          <w:bCs/>
+          <w:color w:val="0F1115"/>
+          <w:sz w:val="28"/>
+          <w:szCs w:val="28"/>
+          <w:u w:val="single"/>
+          <w:lang w:eastAsia="en-IN"/>
+        </w:rPr>
+        <w:t>Education</w:t>
+      </w:r>
+    </w:p>
+    <w:p>
+      <w:pPr>
+        <w:shd w:val="clear" w:color="auto" w:fill="FFFFFF"/>
+        <w:spacing w:after="0" w:line="240" w:lineRule="auto"/>
+        <w:jc w:val="both"/>
+        <w:rPr>
+          <w:rFonts w:eastAsia="Times New Roman" w:cstheme="minorHAnsi"/>
+          <w:b/>
+          <w:bCs/>
+          <w:color w:val="0F1115"/>
+          <w:lang w:eastAsia="en-IN"/>
+        </w:rPr>
+      </w:pPr>
+      <w:r>
+        <w:rPr>
+          <w:rFonts w:eastAsia="Times New Roman" w:cstheme="minorHAnsi"/>
+          <w:b/>
+          <w:bCs/>
+          <w:color w:val="0F1115"/>
+          <w:lang w:eastAsia="en-IN"/>
+        </w:rPr>
+        <w:t>Bachelor of Computer Application (BCA)</w:t>
       </w:r>
     </w:p>
     <w:p>
@@ -2440,74 +2409,14 @@
         <w:jc w:val="both"/>
         <w:rPr>
           <w:rFonts w:eastAsia="Times New Roman" w:cstheme="minorHAnsi"/>
-          <w:b/>
-          <w:bCs/>
-          <w:color w:val="0F1115"/>
-          <w:sz w:val="28"/>
-          <w:szCs w:val="28"/>
-          <w:lang w:eastAsia="en-IN"/>
-        </w:rPr>
-      </w:pPr>
-      <w:r>
-        <w:rPr>
-          <w:rFonts w:eastAsia="Times New Roman" w:cstheme="minorHAnsi"/>
-          <w:b/>
-          <w:bCs/>
-          <w:color w:val="0F1115"/>
-          <w:sz w:val="28"/>
-          <w:szCs w:val="28"/>
-          <w:lang w:eastAsia="en-IN"/>
-        </w:rPr>
-        <w:t>Education</w:t>
-      </w:r>
-    </w:p>
-    <w:p>
-      <w:pPr>
-        <w:shd w:val="clear" w:color="auto" w:fill="FFFFFF"/>
-        <w:spacing w:after="0" w:line="240" w:lineRule="auto"/>
-        <w:jc w:val="both"/>
-        <w:rPr>
-          <w:rFonts w:eastAsia="Times New Roman" w:cstheme="minorHAnsi"/>
-          <w:b/>
-          <w:bCs/>
-          <w:color w:val="0F1115"/>
-          <w:sz w:val="20"/>
-          <w:szCs w:val="20"/>
-          <w:lang w:eastAsia="en-IN"/>
-        </w:rPr>
-      </w:pPr>
-      <w:r>
-        <w:rPr>
-          <w:rFonts w:eastAsia="Times New Roman" w:cstheme="minorHAnsi"/>
-          <w:b/>
-          <w:bCs/>
-          <w:color w:val="0F1115"/>
-          <w:sz w:val="20"/>
-          <w:szCs w:val="20"/>
-          <w:lang w:eastAsia="en-IN"/>
-        </w:rPr>
-        <w:t>Bachelor of Computer Application (BCA)</w:t>
-      </w:r>
-    </w:p>
-    <w:p>
-      <w:pPr>
-        <w:shd w:val="clear" w:color="auto" w:fill="FFFFFF"/>
-        <w:spacing w:line="240" w:lineRule="auto"/>
-        <w:jc w:val="both"/>
-        <w:rPr>
-          <w:rFonts w:eastAsia="Times New Roman" w:cstheme="minorHAnsi"/>
-          <w:color w:val="0F1115"/>
-          <w:sz w:val="20"/>
-          <w:szCs w:val="20"/>
-          <w:lang w:eastAsia="en-IN"/>
-        </w:rPr>
-      </w:pPr>
-      <w:r>
-        <w:rPr>
-          <w:rFonts w:eastAsia="Times New Roman" w:cstheme="minorHAnsi"/>
-          <w:color w:val="0F1115"/>
-          <w:sz w:val="20"/>
-          <w:szCs w:val="20"/>
+          <w:color w:val="0F1115"/>
+          <w:lang w:eastAsia="en-IN"/>
+        </w:rPr>
+      </w:pPr>
+      <w:r>
+        <w:rPr>
+          <w:rFonts w:eastAsia="Times New Roman" w:cstheme="minorHAnsi"/>
+          <w:color w:val="0F1115"/>
           <w:lang w:eastAsia="en-IN"/>
         </w:rPr>
         <w:t xml:space="preserve">Yashwantrao Chavan Maharashtra Open University </w:t>
@@ -2516,8 +2425,6 @@
         <w:rPr>
           <w:rFonts w:eastAsia="Times New Roman" w:cstheme="minorHAnsi"/>
           <w:color w:val="0F1115"/>
-          <w:sz w:val="20"/>
-          <w:szCs w:val="20"/>
           <w:lang w:eastAsia="en-IN"/>
         </w:rPr>
         <w:tab/>
@@ -2526,8 +2433,6 @@
         <w:rPr>
           <w:rFonts w:eastAsia="Times New Roman" w:cstheme="minorHAnsi"/>
           <w:color w:val="0F1115"/>
-          <w:sz w:val="20"/>
-          <w:szCs w:val="20"/>
           <w:lang w:eastAsia="en-IN"/>
         </w:rPr>
         <w:tab/>
@@ -2536,8 +2441,6 @@
         <w:rPr>
           <w:rFonts w:eastAsia="Times New Roman" w:cstheme="minorHAnsi"/>
           <w:color w:val="0F1115"/>
-          <w:sz w:val="20"/>
-          <w:szCs w:val="20"/>
           <w:lang w:eastAsia="en-IN"/>
         </w:rPr>
         <w:tab/>
@@ -2546,8 +2449,6 @@
         <w:rPr>
           <w:rFonts w:eastAsia="Times New Roman" w:cstheme="minorHAnsi"/>
           <w:color w:val="0F1115"/>
-          <w:sz w:val="20"/>
-          <w:szCs w:val="20"/>
           <w:lang w:eastAsia="en-IN"/>
         </w:rPr>
         <w:tab/>
@@ -2556,8 +2457,6 @@
         <w:rPr>
           <w:rFonts w:eastAsia="Times New Roman" w:cstheme="minorHAnsi"/>
           <w:color w:val="0F1115"/>
-          <w:sz w:val="20"/>
-          <w:szCs w:val="20"/>
           <w:lang w:eastAsia="en-IN"/>
         </w:rPr>
         <w:tab/>
@@ -2566,8 +2465,6 @@
         <w:rPr>
           <w:rFonts w:eastAsia="Times New Roman" w:cstheme="minorHAnsi"/>
           <w:color w:val="0F1115"/>
-          <w:sz w:val="20"/>
-          <w:szCs w:val="20"/>
           <w:lang w:eastAsia="en-IN"/>
         </w:rPr>
         <w:tab/>
@@ -2576,187 +2473,10 @@
         <w:rPr>
           <w:rFonts w:eastAsia="Times New Roman" w:cstheme="minorHAnsi"/>
           <w:color w:val="0F1115"/>
-          <w:sz w:val="20"/>
-          <w:szCs w:val="20"/>
           <w:lang w:eastAsia="en-IN"/>
         </w:rPr>
         <w:tab/>
-      </w:r>
-      <w:r>
-        <w:rPr>
-          <w:rFonts w:eastAsia="Times New Roman" w:cstheme="minorHAnsi"/>
-          <w:color w:val="0F1115"/>
-          <w:sz w:val="20"/>
-          <w:szCs w:val="20"/>
-          <w:lang w:eastAsia="en-IN"/>
-        </w:rPr>
-        <w:tab/>
-        <w:t xml:space="preserve">   2021 - 2024</w:t>
-      </w:r>
-    </w:p>
-    <w:p>
-      <w:pPr>
-        <w:shd w:val="clear" w:color="auto" w:fill="FFFFFF"/>
-        <w:spacing w:line="240" w:lineRule="auto"/>
-        <w:jc w:val="both"/>
-        <w:rPr>
-          <w:rFonts w:eastAsia="Times New Roman" w:cstheme="minorHAnsi"/>
-          <w:b/>
-          <w:bCs/>
-          <w:color w:val="0F1115"/>
-          <w:sz w:val="28"/>
-          <w:szCs w:val="28"/>
-          <w:lang w:eastAsia="en-IN"/>
-        </w:rPr>
-      </w:pPr>
-      <w:r>
-        <w:rPr>
-          <w:rFonts w:eastAsia="Times New Roman" w:cstheme="minorHAnsi"/>
-          <w:b/>
-          <w:bCs/>
-          <w:color w:val="0F1115"/>
-          <w:sz w:val="28"/>
-          <w:szCs w:val="28"/>
-          <w:lang w:eastAsia="en-IN"/>
-        </w:rPr>
-        <w:t>Key Strengths</w:t>
-      </w:r>
-    </w:p>
-    <w:p>
-      <w:pPr>
-        <w:pStyle w:val="ListParagraph"/>
-        <w:numPr>
-          <w:ilvl w:val="0"/>
-          <w:numId w:val="23"/>
-        </w:numPr>
-        <w:shd w:val="clear" w:color="auto" w:fill="FFFFFF"/>
-        <w:spacing w:after="0" w:line="276" w:lineRule="auto"/>
-        <w:jc w:val="both"/>
-        <w:rPr>
-          <w:rFonts w:eastAsia="Times New Roman" w:cstheme="minorHAnsi"/>
-          <w:color w:val="0F1115"/>
-          <w:sz w:val="20"/>
-          <w:szCs w:val="20"/>
-          <w:lang w:eastAsia="en-IN"/>
-        </w:rPr>
-      </w:pPr>
-      <w:r>
-        <w:rPr>
-          <w:rFonts w:eastAsia="Times New Roman" w:cstheme="minorHAnsi"/>
-          <w:color w:val="0F1115"/>
-          <w:sz w:val="20"/>
-          <w:szCs w:val="20"/>
-          <w:lang w:eastAsia="en-IN"/>
-        </w:rPr>
-        <w:t>Strong backend development fundamentals with focus on Java ecosystem</w:t>
-      </w:r>
-    </w:p>
-    <w:p>
-      <w:pPr>
-        <w:numPr>
-          <w:ilvl w:val="0"/>
-          <w:numId w:val="23"/>
-        </w:numPr>
-        <w:shd w:val="clear" w:color="auto" w:fill="FFFFFF"/>
-        <w:spacing w:after="0" w:line="276" w:lineRule="auto"/>
-        <w:rPr>
-          <w:rFonts w:eastAsia="Times New Roman" w:cstheme="minorHAnsi"/>
-          <w:color w:val="0F1115"/>
-          <w:sz w:val="20"/>
-          <w:szCs w:val="20"/>
-          <w:lang w:eastAsia="en-IN"/>
-        </w:rPr>
-      </w:pPr>
-      <w:r>
-        <w:rPr>
-          <w:rFonts w:eastAsia="Times New Roman" w:cstheme="minorHAnsi"/>
-          <w:color w:val="0F1115"/>
-          <w:sz w:val="20"/>
-          <w:szCs w:val="20"/>
-          <w:lang w:eastAsia="en-IN"/>
-        </w:rPr>
-        <w:t>Experience in building secure, scalable REST APIs and microservices</w:t>
-      </w:r>
-    </w:p>
-    <w:p>
-      <w:pPr>
-        <w:numPr>
-          <w:ilvl w:val="0"/>
-          <w:numId w:val="23"/>
-        </w:numPr>
-        <w:shd w:val="clear" w:color="auto" w:fill="FFFFFF"/>
-        <w:spacing w:after="0" w:line="276" w:lineRule="auto"/>
-        <w:rPr>
-          <w:rFonts w:eastAsia="Times New Roman" w:cstheme="minorHAnsi"/>
-          <w:color w:val="0F1115"/>
-          <w:sz w:val="20"/>
-          <w:szCs w:val="20"/>
-          <w:lang w:eastAsia="en-IN"/>
-        </w:rPr>
-      </w:pPr>
-      <w:r>
-        <w:rPr>
-          <w:rFonts w:eastAsia="Times New Roman" w:cstheme="minorHAnsi"/>
-          <w:color w:val="0F1115"/>
-          <w:sz w:val="20"/>
-          <w:szCs w:val="20"/>
-          <w:lang w:eastAsia="en-IN"/>
-        </w:rPr>
-        <w:t>Practical knowledge of event-driven architecture and message brokers</w:t>
-      </w:r>
-    </w:p>
-    <w:p>
-      <w:pPr>
-        <w:numPr>
-          <w:ilvl w:val="0"/>
-          <w:numId w:val="23"/>
-        </w:numPr>
-        <w:shd w:val="clear" w:color="auto" w:fill="FFFFFF"/>
-        <w:spacing w:after="0" w:line="276" w:lineRule="auto"/>
-        <w:rPr>
-          <w:rFonts w:eastAsia="Times New Roman" w:cstheme="minorHAnsi"/>
-          <w:color w:val="0F1115"/>
-          <w:sz w:val="20"/>
-          <w:szCs w:val="20"/>
-          <w:lang w:eastAsia="en-IN"/>
-        </w:rPr>
-      </w:pPr>
-      <w:r>
-        <w:rPr>
-          <w:rFonts w:eastAsia="Times New Roman" w:cstheme="minorHAnsi"/>
-          <w:color w:val="0F1115"/>
-          <w:sz w:val="20"/>
-          <w:szCs w:val="20"/>
-          <w:lang w:eastAsia="en-IN"/>
-        </w:rPr>
-        <w:t>Quick learner with hands-on approach to adopting new technologies</w:t>
-      </w:r>
-    </w:p>
-    <w:p>
-      <w:pPr>
-        <w:numPr>
-          <w:ilvl w:val="0"/>
-          <w:numId w:val="23"/>
-        </w:numPr>
-        <w:shd w:val="clear" w:color="auto" w:fill="FFFFFF"/>
-        <w:spacing w:after="0" w:line="276" w:lineRule="auto"/>
-        <w:rPr>
-          <w:rFonts w:eastAsia="Times New Roman" w:cstheme="minorHAnsi"/>
-          <w:color w:val="0F1115"/>
-          <w:sz w:val="20"/>
-          <w:szCs w:val="20"/>
-          <w:lang w:eastAsia="en-IN"/>
-        </w:rPr>
-      </w:pPr>
-      <w:r>
-        <w:rPr>
-          <w:rFonts w:eastAsia="Times New Roman" w:cstheme="minorHAnsi"/>
-          <w:color w:val="0F1115"/>
-          <w:sz w:val="20"/>
-          <w:szCs w:val="20"/>
-          <w:lang w:eastAsia="en-IN"/>
-        </w:rPr>
-        <w:t>Understanding of full software development lifecycle from design to deployment</w:t>
+        <w:t>2021 - 2024</w:t>
       </w:r>
     </w:p>
     <w:sectPr>
@@ -6262,6 +5982,119 @@
     </w:lvl>
   </w:abstractNum>
   <w:abstractNum w:abstractNumId="24" w15:restartNumberingAfterBreak="0">
+    <w:nsid w:val="6A88300D"/>
+    <w:multiLevelType w:val="hybridMultilevel"/>
+    <w:tmpl w:val="2C840F22"/>
+    <w:lvl w:ilvl="0" w:tplc="40090001">
+      <w:start w:val="1"/>
+      <w:numFmt w:val="bullet"/>
+      <w:lvlText w:val=""/>
+      <w:lvlJc w:val="left"/>
+      <w:pPr>
+        <w:ind w:left="720" w:hanging="360"/>
+      </w:pPr>
+      <w:rPr>
+        <w:rFonts w:ascii="Symbol" w:hAnsi="Symbol" w:hint="default"/>
+      </w:rPr>
+    </w:lvl>
+    <w:lvl w:ilvl="1" w:tplc="40090003" w:tentative="1">
+      <w:start w:val="1"/>
+      <w:numFmt w:val="bullet"/>
+      <w:lvlText w:val="o"/>
+      <w:lvlJc w:val="left"/>
+      <w:pPr>
+        <w:ind w:left="1440" w:hanging="360"/>
+      </w:pPr>
+      <w:rPr>
+        <w:rFonts w:ascii="Courier New" w:hAnsi="Courier New" w:cs="Courier New" w:hint="default"/>
+      </w:rPr>
+    </w:lvl>
+    <w:lvl w:ilvl="2" w:tplc="40090005" w:tentative="1">
+      <w:start w:val="1"/>
+      <w:numFmt w:val="bullet"/>
+      <w:lvlText w:val=""/>
+      <w:lvlJc w:val="left"/>
+      <w:pPr>
+        <w:ind w:left="2160" w:hanging="360"/>
+      </w:pPr>
+      <w:rPr>
+        <w:rFonts w:ascii="Wingdings" w:hAnsi="Wingdings" w:hint="default"/>
+      </w:rPr>
+    </w:lvl>
+    <w:lvl w:ilvl="3" w:tplc="40090001" w:tentative="1">
+      <w:start w:val="1"/>
+      <w:numFmt w:val="bullet"/>
+      <w:lvlText w:val=""/>
+      <w:lvlJc w:val="left"/>
+      <w:pPr>
+        <w:ind w:left="2880" w:hanging="360"/>
+      </w:pPr>
+      <w:rPr>
+        <w:rFonts w:ascii="Symbol" w:hAnsi="Symbol" w:hint="default"/>
+      </w:rPr>
+    </w:lvl>
+    <w:lvl w:ilvl="4" w:tplc="40090003" w:tentative="1">
+      <w:start w:val="1"/>
+      <w:numFmt w:val="bullet"/>
+      <w:lvlText w:val="o"/>
+      <w:lvlJc w:val="left"/>
+      <w:pPr>
+        <w:ind w:left="3600" w:hanging="360"/>
+      </w:pPr>
+      <w:rPr>
+        <w:rFonts w:ascii="Courier New" w:hAnsi="Courier New" w:cs="Courier New" w:hint="default"/>
+      </w:rPr>
+    </w:lvl>
+    <w:lvl w:ilvl="5" w:tplc="40090005" w:tentative="1">
+      <w:start w:val="1"/>
+      <w:numFmt w:val="bullet"/>
+      <w:lvlText w:val=""/>
+      <w:lvlJc w:val="left"/>
+      <w:pPr>
+        <w:ind w:left="4320" w:hanging="360"/>
+      </w:pPr>
+      <w:rPr>
+        <w:rFonts w:ascii="Wingdings" w:hAnsi="Wingdings" w:hint="default"/>
+      </w:rPr>
+    </w:lvl>
+    <w:lvl w:ilvl="6" w:tplc="40090001" w:tentative="1">
+      <w:start w:val="1"/>
+      <w:numFmt w:val="bullet"/>
+      <w:lvlText w:val=""/>
+      <w:lvlJc w:val="left"/>
+      <w:pPr>
+        <w:ind w:left="5040" w:hanging="360"/>
+      </w:pPr>
+      <w:rPr>
+        <w:rFonts w:ascii="Symbol" w:hAnsi="Symbol" w:hint="default"/>
+      </w:rPr>
+    </w:lvl>
+    <w:lvl w:ilvl="7" w:tplc="40090003" w:tentative="1">
+      <w:start w:val="1"/>
+      <w:numFmt w:val="bullet"/>
+      <w:lvlText w:val="o"/>
+      <w:lvlJc w:val="left"/>
+      <w:pPr>
+        <w:ind w:left="5760" w:hanging="360"/>
+      </w:pPr>
+      <w:rPr>
+        <w:rFonts w:ascii="Courier New" w:hAnsi="Courier New" w:cs="Courier New" w:hint="default"/>
+      </w:rPr>
+    </w:lvl>
+    <w:lvl w:ilvl="8" w:tplc="40090005" w:tentative="1">
+      <w:start w:val="1"/>
+      <w:numFmt w:val="bullet"/>
+      <w:lvlText w:val=""/>
+      <w:lvlJc w:val="left"/>
+      <w:pPr>
+        <w:ind w:left="6480" w:hanging="360"/>
+      </w:pPr>
+      <w:rPr>
+        <w:rFonts w:ascii="Wingdings" w:hAnsi="Wingdings" w:hint="default"/>
+      </w:rPr>
+    </w:lvl>
+  </w:abstractNum>
+  <w:abstractNum w:abstractNumId="25" w15:restartNumberingAfterBreak="0">
     <w:nsid w:val="6AFE60CD"/>
     <w:multiLevelType w:val="hybridMultilevel"/>
     <w:tmpl w:val="DAD4B0D4"/>
@@ -6374,7 +6207,7 @@
       </w:rPr>
     </w:lvl>
   </w:abstractNum>
-  <w:abstractNum w:abstractNumId="25" w15:restartNumberingAfterBreak="0">
+  <w:abstractNum w:abstractNumId="26" w15:restartNumberingAfterBreak="0">
     <w:nsid w:val="6F33500E"/>
     <w:multiLevelType w:val="multilevel"/>
     <w:tmpl w:val="DB24798E"/>
@@ -6523,7 +6356,7 @@
       </w:rPr>
     </w:lvl>
   </w:abstractNum>
-  <w:abstractNum w:abstractNumId="26" w15:restartNumberingAfterBreak="0">
+  <w:abstractNum w:abstractNumId="27" w15:restartNumberingAfterBreak="0">
     <w:nsid w:val="7ACB04B8"/>
     <w:multiLevelType w:val="hybridMultilevel"/>
     <w:tmpl w:val="830C0A80"/>
@@ -6640,7 +6473,7 @@
     <w:abstractNumId w:val="15"/>
   </w:num>
   <w:num w:numId="2">
-    <w:abstractNumId w:val="26"/>
+    <w:abstractNumId w:val="27"/>
   </w:num>
   <w:num w:numId="3">
     <w:abstractNumId w:val="9"/>
@@ -6661,7 +6494,7 @@
     <w:abstractNumId w:val="3"/>
   </w:num>
   <w:num w:numId="9">
-    <w:abstractNumId w:val="24"/>
+    <w:abstractNumId w:val="25"/>
   </w:num>
   <w:num w:numId="10">
     <w:abstractNumId w:val="13"/>
@@ -6715,7 +6548,10 @@
     <w:abstractNumId w:val="4"/>
   </w:num>
   <w:num w:numId="27">
-    <w:abstractNumId w:val="25"/>
+    <w:abstractNumId w:val="26"/>
+  </w:num>
+  <w:num w:numId="28">
+    <w:abstractNumId w:val="24"/>
   </w:num>
 </w:numbering>
 </file>
@@ -7260,6 +7096,27 @@
       <w:bCs/>
     </w:rPr>
   </w:style>
+  <w:style w:type="paragraph" w:styleId="NoSpacing">
+    <w:name w:val="No Spacing"/>
+    <w:uiPriority w:val="1"/>
+    <w:qFormat/>
+    <w:rsid w:val="00790BD4"/>
+    <w:pPr>
+      <w:spacing w:after="0" w:line="240" w:lineRule="auto"/>
+    </w:pPr>
+  </w:style>
+  <w:style w:type="character" w:styleId="FollowedHyperlink">
+    <w:name w:val="FollowedHyperlink"/>
+    <w:basedOn w:val="DefaultParagraphFont"/>
+    <w:uiPriority w:val="99"/>
+    <w:semiHidden/>
+    <w:unhideWhenUsed/>
+    <w:rsid w:val="00A62153"/>
+    <w:rPr>
+      <w:color w:val="954F72" w:themeColor="followedHyperlink"/>
+      <w:u w:val="single"/>
+    </w:rPr>
+  </w:style>
 </w:styles>
 </file>
 
